--- a/Docs/card-multigame.docx
+++ b/Docs/card-multigame.docx
@@ -1,22 +1,191 @@
 
 <file path=word/document.xml><?xml version="1.0" encoding="utf-8"?>
-<w:document xmlns:wpc="http://schemas.microsoft.com/office/word/2010/wordprocessingCanvas" xmlns:cx="http://schemas.microsoft.com/office/drawing/2014/chartex" xmlns:cx1="http://schemas.microsoft.com/office/drawing/2015/9/8/chartex" xmlns:cx2="http://schemas.microsoft.com/office/drawing/2015/10/21/chartex" xmlns:cx3="http://schemas.microsoft.com/office/drawing/2016/5/9/chartex" xmlns:cx4="http://schemas.microsoft.com/office/drawing/2016/5/10/chartex" xmlns:cx5="http://schemas.microsoft.com/office/drawing/2016/5/11/chartex" xmlns:cx6="http://schemas.microsoft.com/office/drawing/2016/5/12/chartex" xmlns:cx7="http://schemas.microsoft.com/office/drawing/2016/5/13/chartex" xmlns:cx8="http://schemas.microsoft.com/office/drawing/2016/5/14/chartex" xmlns:mc="http://schemas.openxmlformats.org/markup-compatibility/2006" xmlns:aink="http://schemas.microsoft.com/office/drawing/2016/ink" xmlns:am3d="http://schemas.microsoft.com/office/drawing/2017/model3d" xmlns:o="urn:schemas-microsoft-com:office:office" xmlns:r="http://schemas.openxmlformats.org/officeDocument/2006/relationships" xmlns:m="http://schemas.openxmlformats.org/officeDocument/2006/math" xmlns:v="urn:schemas-microsoft-com:vml" xmlns:wp14="http://schemas.microsoft.com/office/word/2010/wordprocessingDrawing" xmlns:wp="http://schemas.openxmlformats.org/drawingml/2006/wordprocessingDrawing" xmlns:w10="urn:schemas-microsoft-com:office:word" xmlns:w="http://schemas.openxmlformats.org/wordprocessingml/2006/main" xmlns:w14="http://schemas.microsoft.com/office/word/2010/wordml" xmlns:w15="http://schemas.microsoft.com/office/word/2012/wordml" xmlns:w16cid="http://schemas.microsoft.com/office/word/2016/wordml/cid" xmlns:w16se="http://schemas.microsoft.com/office/word/2015/wordml/symex" xmlns:wpg="http://schemas.microsoft.com/office/word/2010/wordprocessingGroup" xmlns:wpi="http://schemas.microsoft.com/office/word/2010/wordprocessingInk" xmlns:wne="http://schemas.microsoft.com/office/word/2006/wordml" xmlns:wps="http://schemas.microsoft.com/office/word/2010/wordprocessingShape" mc:Ignorable="w14 w15 w16se w16cid wp14">
+<w:document xmlns:wpc="http://schemas.microsoft.com/office/word/2010/wordprocessingCanvas" xmlns:cx="http://schemas.microsoft.com/office/drawing/2014/chartex" xmlns:cx1="http://schemas.microsoft.com/office/drawing/2015/9/8/chartex" xmlns:cx2="http://schemas.microsoft.com/office/drawing/2015/10/21/chartex" xmlns:cx3="http://schemas.microsoft.com/office/drawing/2016/5/9/chartex" xmlns:cx4="http://schemas.microsoft.com/office/drawing/2016/5/10/chartex" xmlns:cx5="http://schemas.microsoft.com/office/drawing/2016/5/11/chartex" xmlns:cx6="http://schemas.microsoft.com/office/drawing/2016/5/12/chartex" xmlns:cx7="http://schemas.microsoft.com/office/drawing/2016/5/13/chartex" xmlns:cx8="http://schemas.microsoft.com/office/drawing/2016/5/14/chartex" xmlns:mc="http://schemas.openxmlformats.org/markup-compatibility/2006" xmlns:aink="http://schemas.microsoft.com/office/drawing/2016/ink" xmlns:am3d="http://schemas.microsoft.com/office/drawing/2017/model3d" xmlns:o="urn:schemas-microsoft-com:office:office" xmlns:r="http://schemas.openxmlformats.org/officeDocument/2006/relationships" xmlns:m="http://schemas.openxmlformats.org/officeDocument/2006/math" xmlns:v="urn:schemas-microsoft-com:vml" xmlns:wp14="http://schemas.microsoft.com/office/word/2010/wordprocessingDrawing" xmlns:wp="http://schemas.openxmlformats.org/drawingml/2006/wordprocessingDrawing" xmlns:w10="urn:schemas-microsoft-com:office:word" xmlns:w="http://schemas.openxmlformats.org/wordprocessingml/2006/main" xmlns:w14="http://schemas.microsoft.com/office/word/2010/wordml" xmlns:w15="http://schemas.microsoft.com/office/word/2012/wordml" xmlns:w16cex="http://schemas.microsoft.com/office/word/2018/wordml/cex" xmlns:w16cid="http://schemas.microsoft.com/office/word/2016/wordml/cid" xmlns:w16="http://schemas.microsoft.com/office/word/2018/wordml" xmlns:w16se="http://schemas.microsoft.com/office/word/2015/wordml/symex" xmlns:wpg="http://schemas.microsoft.com/office/word/2010/wordprocessingGroup" xmlns:wpi="http://schemas.microsoft.com/office/word/2010/wordprocessingInk" xmlns:wne="http://schemas.microsoft.com/office/word/2006/wordml" xmlns:wps="http://schemas.microsoft.com/office/word/2010/wordprocessingShape" mc:Ignorable="w14 w15 w16se w16cid w16 w16cex wp14">
   <w:body>
     <w:p>
       <w:pPr>
         <w:pStyle w:val="Heading1"/>
+        <w:numPr>
+          <w:ilvl w:val="0"/>
+          <w:numId w:val="2"/>
+        </w:numPr>
       </w:pPr>
       <w:r>
         <w:t>Card Multigame</w:t>
       </w:r>
     </w:p>
+    <w:p>
+      <w:pPr>
+        <w:pStyle w:val="Heading2"/>
+        <w:numPr>
+          <w:ilvl w:val="1"/>
+          <w:numId w:val="2"/>
+        </w:numPr>
+      </w:pPr>
+      <w:r>
+        <w:t>Jak rozpocząć używanie gry</w:t>
+      </w:r>
+    </w:p>
+    <w:p>
+      <w:pPr>
+        <w:pStyle w:val="Heading3"/>
+        <w:numPr>
+          <w:ilvl w:val="2"/>
+          <w:numId w:val="2"/>
+        </w:numPr>
+      </w:pPr>
+      <w:r>
+        <w:t>Krok zero – co to jest za gra</w:t>
+      </w:r>
+    </w:p>
     <w:p/>
     <w:p>
       <w:r>
+        <w:t xml:space="preserve">Pierwsza zaimplementowana gra to </w:t>
+      </w:r>
+      <w:r>
+        <w:t>„Guess A Card”. Zasady są stosunkowo proste:</w:t>
+      </w:r>
+    </w:p>
+    <w:p/>
+    <w:p>
+      <w:pPr>
+        <w:pStyle w:val="ListParagraph"/>
+        <w:numPr>
+          <w:ilvl w:val="0"/>
+          <w:numId w:val="1"/>
+        </w:numPr>
+      </w:pPr>
+      <w:r>
+        <w:t>W talii są 24 karty: od 9 do Asa.</w:t>
+      </w:r>
+    </w:p>
+    <w:p>
+      <w:pPr>
+        <w:pStyle w:val="ListParagraph"/>
+        <w:numPr>
+          <w:ilvl w:val="0"/>
+          <w:numId w:val="1"/>
+        </w:numPr>
+      </w:pPr>
+      <w:r>
+        <w:t>Co turę losowana jest karta; muszę wylosować co to jest. Ważny jest zarówno kolor (pik, kier, karo, trefl) jak i ranga (9, 10, J, D, Q, K, A)</w:t>
+      </w:r>
+    </w:p>
+    <w:p>
+      <w:pPr>
+        <w:pStyle w:val="ListParagraph"/>
+        <w:numPr>
+          <w:ilvl w:val="0"/>
+          <w:numId w:val="1"/>
+        </w:numPr>
+      </w:pPr>
+      <w:r>
+        <w:t>Jeśli zgadłem, gra się kończy i wygrywam</w:t>
+      </w:r>
+    </w:p>
+    <w:p>
+      <w:pPr>
+        <w:pStyle w:val="ListParagraph"/>
+        <w:numPr>
+          <w:ilvl w:val="1"/>
+          <w:numId w:val="1"/>
+        </w:numPr>
+      </w:pPr>
+      <w:r>
+        <w:t>Przykład: wylosowano damę kier, ja mówię ‘QH’, zgadłem i wygrałem</w:t>
+      </w:r>
+    </w:p>
+    <w:p>
+      <w:pPr>
+        <w:pStyle w:val="ListParagraph"/>
+        <w:numPr>
+          <w:ilvl w:val="1"/>
+          <w:numId w:val="1"/>
+        </w:numPr>
+      </w:pPr>
+      <w:r>
+        <w:t>Przykład: wylosowano damę pik, ja mówię ‘QH’, nie zgadłem i nowa tura</w:t>
+      </w:r>
+    </w:p>
+    <w:p>
+      <w:pPr>
+        <w:pStyle w:val="ListParagraph"/>
+        <w:numPr>
+          <w:ilvl w:val="0"/>
+          <w:numId w:val="1"/>
+        </w:numPr>
+      </w:pPr>
+      <w:r>
+        <w:t>Jeśli nie zgadłem w ciągu 5 tur, przegrywam</w:t>
+      </w:r>
+    </w:p>
+    <w:p>
+      <w:pPr>
+        <w:rPr>
+          <w:rFonts w:asciiTheme="majorHAnsi" w:eastAsiaTheme="majorEastAsia" w:hAnsiTheme="majorHAnsi" w:cstheme="majorBidi"/>
+          <w:color w:val="1F3763" w:themeColor="accent1" w:themeShade="7F"/>
+          <w:sz w:val="24"/>
+          <w:szCs w:val="24"/>
+        </w:rPr>
+      </w:pPr>
+    </w:p>
+    <w:p>
+      <w:pPr>
+        <w:pStyle w:val="Heading3"/>
+        <w:numPr>
+          <w:ilvl w:val="2"/>
+          <w:numId w:val="2"/>
+        </w:numPr>
+      </w:pPr>
+      <w:r>
+        <w:t>Pierwszy krok</w:t>
+      </w:r>
+      <w:r>
+        <w:t xml:space="preserve"> – jak używać tej aplikacji (Multicard game)</w:t>
+      </w:r>
+    </w:p>
+    <w:p>
+      <w:r>
+        <w:t>Wpisz (przeklej) na konsolę następujące polecenia (wariant minimum):</w:t>
+      </w:r>
+    </w:p>
+    <w:p>
+      <w:pPr>
+        <w:pStyle w:val="ListParagraph"/>
+        <w:rPr>
+          <w:rFonts w:ascii="Courier New" w:hAnsi="Courier New" w:cs="Courier New"/>
+        </w:rPr>
+      </w:pPr>
+      <w:r>
+        <w:rPr>
+          <w:rFonts w:ascii="Courier New" w:hAnsi="Courier New" w:cs="Courier New"/>
+        </w:rPr>
+        <w:t>Play GuessACard;</w:t>
+      </w:r>
+    </w:p>
+    <w:p>
+      <w:pPr>
+        <w:pStyle w:val="ListParagraph"/>
+      </w:pPr>
+      <w:r>
+        <w:rPr>
+          <w:rFonts w:ascii="Courier New" w:hAnsi="Courier New" w:cs="Courier New"/>
+        </w:rPr>
+        <w:t>SETUP;</w:t>
+      </w:r>
+    </w:p>
+    <w:p>
+      <w:r>
+        <w:t>Zobaczysz coś takiego:</w:t>
+      </w:r>
+    </w:p>
+    <w:p>
+      <w:r>
         <w:drawing>
-          <wp:inline distT="0" distB="0" distL="0" distR="0" wp14:anchorId="5149CE84" wp14:editId="178490D2">
-            <wp:extent cx="4753638" cy="3153215"/>
-            <wp:effectExtent l="0" t="0" r="8890" b="9525"/>
+          <wp:inline distT="0" distB="0" distL="0" distR="0" wp14:anchorId="646BD570" wp14:editId="6AE5478A">
+            <wp:extent cx="4276725" cy="4305567"/>
+            <wp:effectExtent l="0" t="0" r="0" b="0"/>
             <wp:docPr id="1" name="Picture 1"/>
             <wp:cNvGraphicFramePr>
               <a:graphicFrameLocks xmlns:a="http://schemas.openxmlformats.org/drawingml/2006/main" noChangeAspect="1"/>
@@ -37,7 +206,7 @@
                   <pic:spPr>
                     <a:xfrm>
                       <a:off x="0" y="0"/>
-                      <a:ext cx="4753638" cy="3153215"/>
+                      <a:ext cx="4294300" cy="4323260"/>
                     </a:xfrm>
                     <a:prstGeom prst="rect">
                       <a:avLst/>
@@ -50,797 +219,170 @@
         </w:drawing>
       </w:r>
     </w:p>
+    <w:p>
+      <w:pPr>
+        <w:rPr>
+          <w:rFonts w:asciiTheme="majorHAnsi" w:eastAsiaTheme="majorEastAsia" w:hAnsiTheme="majorHAnsi" w:cstheme="majorBidi"/>
+          <w:color w:val="1F3763" w:themeColor="accent1" w:themeShade="7F"/>
+          <w:sz w:val="24"/>
+          <w:szCs w:val="24"/>
+        </w:rPr>
+      </w:pPr>
+      <w:r>
+        <w:t>Jeśli widzisz coś innego, to zła wiadomość. Tzn. zawsze możesz przypadkowo zgadnąć, ale jaka jest szansa?</w:t>
+      </w:r>
+      <w:r>
+        <w:br w:type="page"/>
+      </w:r>
+    </w:p>
+    <w:p>
+      <w:pPr>
+        <w:pStyle w:val="Heading3"/>
+        <w:numPr>
+          <w:ilvl w:val="2"/>
+          <w:numId w:val="2"/>
+        </w:numPr>
+      </w:pPr>
+      <w:r>
+        <w:lastRenderedPageBreak/>
+        <w:t xml:space="preserve">Drugi </w:t>
+      </w:r>
+      <w:r>
+        <w:t>krok</w:t>
+      </w:r>
+    </w:p>
     <w:p/>
     <w:p>
       <w:r>
-        <w:t xml:space="preserve">Chciałbym mieć program umożliwiający mi granie w dowolne gry karciane. </w:t>
-      </w:r>
-      <w:r>
-        <w:t xml:space="preserve">Wiecie, w Tysiąca, </w:t>
-      </w:r>
-      <w:r>
-        <w:t>Brydża czy Pokera.</w:t>
-      </w:r>
-      <w:r>
-        <w:t xml:space="preserve"> Ale takie bez drugiego gracza ;-).</w:t>
+        <w:t>Po zrestartowaniu programu (albo poleceniem EXIT albo przez zwykłe zatrzymanie debugowania) wpisz następujące polecenia:</w:t>
+      </w:r>
+    </w:p>
+    <w:p>
+      <w:pPr>
+        <w:pStyle w:val="ListParagraph"/>
+        <w:rPr>
+          <w:rFonts w:ascii="Courier New" w:hAnsi="Courier New" w:cs="Courier New"/>
+        </w:rPr>
+      </w:pPr>
+      <w:r>
+        <w:rPr>
+          <w:rFonts w:ascii="Courier New" w:hAnsi="Courier New" w:cs="Courier New"/>
+        </w:rPr>
+        <w:t>Play GuessACard;</w:t>
+      </w:r>
+    </w:p>
+    <w:p>
+      <w:pPr>
+        <w:pStyle w:val="ListParagraph"/>
+        <w:rPr>
+          <w:rFonts w:ascii="Courier New" w:hAnsi="Courier New" w:cs="Courier New"/>
+        </w:rPr>
+      </w:pPr>
+      <w:r>
+        <w:rPr>
+          <w:rFonts w:ascii="Courier New" w:hAnsi="Courier New" w:cs="Courier New"/>
+        </w:rPr>
+        <w:t>SetDeck JH,QH,KH;</w:t>
+      </w:r>
+    </w:p>
+    <w:p>
+      <w:pPr>
+        <w:pStyle w:val="ListParagraph"/>
+        <w:rPr>
+          <w:rFonts w:ascii="Courier New" w:hAnsi="Courier New" w:cs="Courier New"/>
+        </w:rPr>
+      </w:pPr>
+      <w:r>
+        <w:rPr>
+          <w:rFonts w:ascii="Courier New" w:hAnsi="Courier New" w:cs="Courier New"/>
+        </w:rPr>
+        <w:t>GameVariant RedBlack;</w:t>
+      </w:r>
+    </w:p>
+    <w:p>
+      <w:pPr>
+        <w:pStyle w:val="ListParagraph"/>
+      </w:pPr>
+      <w:r>
+        <w:rPr>
+          <w:rFonts w:ascii="Courier New" w:hAnsi="Courier New" w:cs="Courier New"/>
+        </w:rPr>
+        <w:t>SETUP;</w:t>
+      </w:r>
+    </w:p>
+    <w:p>
+      <w:r>
+        <w:t>Alternatywnie, jako jedna linijka zadziała też:</w:t>
+      </w:r>
+    </w:p>
+    <w:p>
+      <w:pPr>
+        <w:pStyle w:val="ListParagraph"/>
+      </w:pPr>
+      <w:r>
+        <w:rPr>
+          <w:rFonts w:ascii="Courier New" w:hAnsi="Courier New" w:cs="Courier New"/>
+        </w:rPr>
+        <w:t>Play GuessACard;</w:t>
+      </w:r>
+      <w:r>
+        <w:rPr>
+          <w:rFonts w:ascii="Courier New" w:hAnsi="Courier New" w:cs="Courier New"/>
+        </w:rPr>
+        <w:t xml:space="preserve"> </w:t>
+      </w:r>
+      <w:r>
+        <w:rPr>
+          <w:rFonts w:ascii="Courier New" w:hAnsi="Courier New" w:cs="Courier New"/>
+        </w:rPr>
+        <w:t>SetDeck JH,QH,KH;</w:t>
+      </w:r>
+      <w:r>
+        <w:rPr>
+          <w:rFonts w:ascii="Courier New" w:hAnsi="Courier New" w:cs="Courier New"/>
+        </w:rPr>
+        <w:t xml:space="preserve"> </w:t>
+      </w:r>
+      <w:r>
+        <w:rPr>
+          <w:rFonts w:ascii="Courier New" w:hAnsi="Courier New" w:cs="Courier New"/>
+        </w:rPr>
+        <w:t>GameVariant RedBlack;</w:t>
+      </w:r>
+      <w:r>
+        <w:rPr>
+          <w:rFonts w:ascii="Courier New" w:hAnsi="Courier New" w:cs="Courier New"/>
+        </w:rPr>
+        <w:t xml:space="preserve"> </w:t>
+      </w:r>
+      <w:r>
+        <w:rPr>
+          <w:rFonts w:ascii="Courier New" w:hAnsi="Courier New" w:cs="Courier New"/>
+        </w:rPr>
+        <w:t>SETUP;</w:t>
       </w:r>
     </w:p>
     <w:p/>
     <w:p>
       <w:r>
-        <w:t>Jako pierwszą grę chciałbym „Guess A Card”.</w:t>
-      </w:r>
-      <w:r>
-        <w:t xml:space="preserve"> Zasady są stosunkowo proste:</w:t>
-      </w:r>
-    </w:p>
-    <w:p/>
-    <w:p>
-      <w:pPr>
-        <w:pStyle w:val="ListParagraph"/>
-        <w:numPr>
-          <w:ilvl w:val="0"/>
-          <w:numId w:val="1"/>
-        </w:numPr>
-      </w:pPr>
-      <w:r>
-        <w:t>W talii są 24 karty: od 9 do Asa.</w:t>
-      </w:r>
-    </w:p>
-    <w:p>
-      <w:pPr>
-        <w:pStyle w:val="ListParagraph"/>
-        <w:numPr>
-          <w:ilvl w:val="0"/>
-          <w:numId w:val="1"/>
-        </w:numPr>
-      </w:pPr>
-      <w:r>
-        <w:t>Co turę losowana jest karta; muszę wylosować co to jest. Ważny jest zarówno kolor (pik, kier, karo, trefl) jak i ranga (9, 10, J, D, Q, K, A)</w:t>
-      </w:r>
-    </w:p>
-    <w:p>
-      <w:pPr>
-        <w:pStyle w:val="ListParagraph"/>
-        <w:numPr>
-          <w:ilvl w:val="0"/>
-          <w:numId w:val="1"/>
-        </w:numPr>
-      </w:pPr>
-      <w:r>
-        <w:t>Jeśli zgadłem, gra się kończy i wygrywam</w:t>
-      </w:r>
-    </w:p>
-    <w:p>
-      <w:pPr>
-        <w:pStyle w:val="ListParagraph"/>
-        <w:numPr>
-          <w:ilvl w:val="1"/>
-          <w:numId w:val="1"/>
-        </w:numPr>
-      </w:pPr>
-      <w:r>
-        <w:t>Przykład: wylosowano damę kier, ja mówię ‘QH’, zgadłem i wygrałem</w:t>
-      </w:r>
-    </w:p>
-    <w:p>
-      <w:pPr>
-        <w:pStyle w:val="ListParagraph"/>
-        <w:numPr>
-          <w:ilvl w:val="1"/>
-          <w:numId w:val="1"/>
-        </w:numPr>
-      </w:pPr>
-      <w:r>
-        <w:t>Przykład: wylosowano damę pik, ja mówię ‘QH’, nie zgadłem i nowa tura</w:t>
-      </w:r>
-    </w:p>
-    <w:p>
-      <w:pPr>
-        <w:pStyle w:val="ListParagraph"/>
-        <w:numPr>
-          <w:ilvl w:val="0"/>
-          <w:numId w:val="1"/>
-        </w:numPr>
-      </w:pPr>
-      <w:r>
-        <w:t>Jeśli nie zgadłem w ciągu 5 tur, przegrywam</w:t>
-      </w:r>
-    </w:p>
-    <w:p/>
-    <w:p>
-      <w:r>
-        <w:br w:type="page"/>
-      </w:r>
-    </w:p>
-    <w:p>
-      <w:r>
-        <w:lastRenderedPageBreak/>
-        <w:t>Przykładow</w:t>
-      </w:r>
-      <w:r>
-        <w:t>a</w:t>
-      </w:r>
-      <w:r>
-        <w:t xml:space="preserve"> rozgrywk</w:t>
-      </w:r>
-      <w:r>
-        <w:t>a</w:t>
-      </w:r>
-      <w:r>
-        <w:t>:</w:t>
-      </w:r>
-    </w:p>
-    <w:p/>
-    <w:p>
-      <w:r>
-        <w:t>„</w:t>
-      </w:r>
-    </w:p>
-    <w:p>
-      <w:pPr>
-        <w:rPr>
-          <w:lang w:val="en-US"/>
-        </w:rPr>
-      </w:pPr>
-      <w:r>
-        <w:rPr>
-          <w:lang w:val="en-US"/>
-        </w:rPr>
-        <w:t xml:space="preserve">Play </w:t>
-      </w:r>
-      <w:proofErr w:type="spellStart"/>
-      <w:r>
-        <w:rPr>
-          <w:lang w:val="en-US"/>
-        </w:rPr>
-        <w:t>GuessACard</w:t>
-      </w:r>
-      <w:proofErr w:type="spellEnd"/>
-      <w:r>
-        <w:rPr>
-          <w:lang w:val="en-US"/>
-        </w:rPr>
-        <w:t>;</w:t>
-      </w:r>
-    </w:p>
-    <w:p>
-      <w:pPr>
-        <w:rPr>
-          <w:lang w:val="en-US"/>
-        </w:rPr>
-      </w:pPr>
-      <w:proofErr w:type="spellStart"/>
-      <w:r>
-        <w:rPr>
-          <w:lang w:val="en-US"/>
-        </w:rPr>
-        <w:t>SetDeck</w:t>
-      </w:r>
-      <w:proofErr w:type="spellEnd"/>
-      <w:r>
-        <w:rPr>
-          <w:lang w:val="en-US"/>
-        </w:rPr>
-        <w:t xml:space="preserve"> </w:t>
-      </w:r>
-      <w:proofErr w:type="gramStart"/>
-      <w:r>
-        <w:rPr>
-          <w:lang w:val="en-US"/>
-        </w:rPr>
-        <w:t>JH,QH</w:t>
-      </w:r>
-      <w:proofErr w:type="gramEnd"/>
-      <w:r>
-        <w:rPr>
-          <w:lang w:val="en-US"/>
-        </w:rPr>
-        <w:t>,</w:t>
-      </w:r>
-      <w:r>
-        <w:rPr>
-          <w:lang w:val="en-US"/>
-        </w:rPr>
-        <w:t>KH;</w:t>
-      </w:r>
-    </w:p>
-    <w:p>
-      <w:pPr>
-        <w:rPr>
-          <w:lang w:val="en-US"/>
-        </w:rPr>
-      </w:pPr>
-      <w:proofErr w:type="spellStart"/>
-      <w:r>
-        <w:rPr>
-          <w:lang w:val="en-US"/>
-        </w:rPr>
-        <w:t>GameVariant</w:t>
-      </w:r>
-      <w:proofErr w:type="spellEnd"/>
-      <w:r>
-        <w:rPr>
-          <w:lang w:val="en-US"/>
-        </w:rPr>
-        <w:t xml:space="preserve"> </w:t>
-      </w:r>
-      <w:proofErr w:type="spellStart"/>
-      <w:r>
-        <w:rPr>
-          <w:lang w:val="en-US"/>
-        </w:rPr>
-        <w:t>RedBlack</w:t>
-      </w:r>
-      <w:proofErr w:type="spellEnd"/>
-      <w:r>
-        <w:rPr>
-          <w:lang w:val="en-US"/>
-        </w:rPr>
-        <w:t>;</w:t>
-      </w:r>
-    </w:p>
-    <w:p>
-      <w:pPr>
-        <w:rPr>
-          <w:lang w:val="en-US"/>
-        </w:rPr>
-      </w:pPr>
-    </w:p>
-    <w:p>
-      <w:pPr>
-        <w:rPr>
-          <w:lang w:val="en-US"/>
-        </w:rPr>
-      </w:pPr>
-      <w:r>
-        <w:rPr>
-          <w:lang w:val="en-US"/>
-        </w:rPr>
-        <w:t>Guess 2C;</w:t>
-      </w:r>
-    </w:p>
-    <w:p>
-      <w:pPr>
-        <w:rPr>
-          <w:lang w:val="en-US"/>
-        </w:rPr>
-      </w:pPr>
-      <w:r>
-        <w:rPr>
-          <w:lang w:val="en-US"/>
-        </w:rPr>
-        <w:t>Guess 2C;</w:t>
-      </w:r>
-    </w:p>
-    <w:p>
-      <w:pPr>
-        <w:rPr>
-          <w:lang w:val="en-US"/>
-        </w:rPr>
-      </w:pPr>
-      <w:r>
-        <w:rPr>
-          <w:lang w:val="en-US"/>
-        </w:rPr>
-        <w:t>Guess 2D;</w:t>
-      </w:r>
-    </w:p>
-    <w:p>
-      <w:r>
-        <w:t>„</w:t>
-      </w:r>
-    </w:p>
-    <w:p/>
-    <w:p>
-      <w:r>
-        <w:t>W czym:</w:t>
-      </w:r>
-    </w:p>
-    <w:p/>
-    <w:p>
-      <w:pPr>
-        <w:pStyle w:val="ListParagraph"/>
-        <w:numPr>
-          <w:ilvl w:val="0"/>
-          <w:numId w:val="1"/>
-        </w:numPr>
-      </w:pPr>
-      <w:r>
-        <w:rPr>
-          <w:b/>
-        </w:rPr>
-        <w:t>SetDeck</w:t>
-      </w:r>
-      <w:r>
-        <w:t xml:space="preserve"> </w:t>
-      </w:r>
-      <w:r>
-        <w:t>pozwolił mi powiedzieć jakie karty wchodzą do talii: tym razem to JH, QH, KH (walet, dama i król kier).</w:t>
-      </w:r>
-    </w:p>
-    <w:p>
-      <w:pPr>
-        <w:pStyle w:val="ListParagraph"/>
-        <w:numPr>
-          <w:ilvl w:val="0"/>
-          <w:numId w:val="1"/>
-        </w:numPr>
-      </w:pPr>
-      <w:r>
-        <w:rPr>
-          <w:b/>
-        </w:rPr>
-        <w:t>GameVariant</w:t>
-      </w:r>
-      <w:r>
-        <w:t xml:space="preserve"> pozwolił mi zmienić sposób określenia zgadnięcia. RedBlack to wariant, dzięki któremu znaczenie ma tylko </w:t>
-      </w:r>
-      <w:r>
-        <w:t>kolor karty; QH (dama kier) i 2D (dwójka karo) by się zmatchowały jako ‘zgadłem’, bo obie są czerwone.</w:t>
-      </w:r>
-    </w:p>
-    <w:p/>
-    <w:p>
-      <w:r>
-        <w:t>Ważne paranoiczne uwagi:</w:t>
-      </w:r>
-    </w:p>
-    <w:p>
-      <w:pPr>
-        <w:pStyle w:val="ListParagraph"/>
-        <w:numPr>
-          <w:ilvl w:val="0"/>
-          <w:numId w:val="1"/>
-        </w:numPr>
-      </w:pPr>
-      <w:r>
-        <w:t>Play &lt;nazwa gry&gt; implikuje, że poza GuessACard będą też inne</w:t>
-      </w:r>
-      <w:r>
-        <w:t xml:space="preserve"> gry</w:t>
-      </w:r>
-      <w:r>
-        <w:t>.</w:t>
-      </w:r>
-    </w:p>
-    <w:p>
-      <w:pPr>
-        <w:pStyle w:val="ListParagraph"/>
-        <w:numPr>
-          <w:ilvl w:val="0"/>
-          <w:numId w:val="1"/>
-        </w:numPr>
-      </w:pPr>
-      <w:r>
-        <w:t>W tarocie (gra francuska) występuje dodatkowo specjalna figura zwana Cavadier. Cavadier pod względem siły jest pomiędzy Waletem a Damą.</w:t>
-      </w:r>
-      <w:r>
-        <w:t xml:space="preserve"> Czyli tu też jest potencjalny obszar zmian.</w:t>
-      </w:r>
-    </w:p>
-    <w:p>
-      <w:pPr>
-        <w:pStyle w:val="ListParagraph"/>
-        <w:numPr>
-          <w:ilvl w:val="0"/>
-          <w:numId w:val="1"/>
-        </w:numPr>
-      </w:pPr>
-      <w:r>
-        <w:t>Mogą wystąpić też inne warianty niż RedBlack.</w:t>
-      </w:r>
-    </w:p>
-    <w:p/>
-    <w:p>
-      <w:r>
-        <w:t>Bawcie się dobrze ;-).</w:t>
-      </w:r>
-    </w:p>
-    <w:p/>
-    <w:p>
-      <w:r>
-        <w:t>Polecenie kontrolne do UI</w:t>
-      </w:r>
-      <w:r>
-        <w:t xml:space="preserve"> (wpierw prawy przycisk SetGameParameters, potem lewy PerformTurn)</w:t>
-      </w:r>
-      <w:r>
-        <w:t>:</w:t>
-      </w:r>
-    </w:p>
-    <w:p/>
-    <w:p>
-      <w:r>
-        <w:br w:type="page"/>
-      </w:r>
-    </w:p>
-    <w:p>
-      <w:r>
-        <w:lastRenderedPageBreak/>
-        <w:t>Dodatek:</w:t>
-      </w:r>
-    </w:p>
-    <w:p/>
-    <w:p>
-      <w:r>
-        <w:t>Jako druga gra pojawi się gra w „Oczko”:</w:t>
-      </w:r>
-    </w:p>
-    <w:p/>
-    <w:p>
-      <w:pPr>
-        <w:pStyle w:val="ListParagraph"/>
-        <w:numPr>
-          <w:ilvl w:val="0"/>
-          <w:numId w:val="1"/>
-        </w:numPr>
-      </w:pPr>
-      <w:r>
-        <w:t>W talii jest 20 kart: 9, 10, J, Q, K</w:t>
-      </w:r>
-    </w:p>
-    <w:p>
-      <w:pPr>
-        <w:pStyle w:val="ListParagraph"/>
-        <w:numPr>
-          <w:ilvl w:val="0"/>
-          <w:numId w:val="1"/>
-        </w:numPr>
-      </w:pPr>
-      <w:r>
-        <w:t>9 jest warta 2 punkty, 10 – 3 punkty, J – 4, Q – 5, K – 6.</w:t>
-      </w:r>
-    </w:p>
-    <w:p>
-      <w:pPr>
-        <w:pStyle w:val="ListParagraph"/>
-        <w:numPr>
-          <w:ilvl w:val="0"/>
-          <w:numId w:val="1"/>
-        </w:numPr>
-      </w:pPr>
-      <w:r>
-        <w:t>Gracz dociąga nową kartę („Draw”) lub pasuje („Pass”)</w:t>
-      </w:r>
-    </w:p>
-    <w:p>
-      <w:pPr>
-        <w:pStyle w:val="ListParagraph"/>
-        <w:numPr>
-          <w:ilvl w:val="0"/>
-          <w:numId w:val="1"/>
-        </w:numPr>
-      </w:pPr>
-      <w:r>
-        <w:t>Za każdą dociągniętą kartę, ilość punktów gracza na ręku rośnie o wartość karty.</w:t>
-      </w:r>
-    </w:p>
-    <w:p>
-      <w:pPr>
-        <w:pStyle w:val="ListParagraph"/>
-        <w:numPr>
-          <w:ilvl w:val="0"/>
-          <w:numId w:val="1"/>
-        </w:numPr>
-      </w:pPr>
-      <w:r>
-        <w:t xml:space="preserve">Zwycięstwo jest wtedy, gdy </w:t>
-      </w:r>
-    </w:p>
-    <w:p>
-      <w:pPr>
-        <w:pStyle w:val="ListParagraph"/>
-        <w:numPr>
-          <w:ilvl w:val="1"/>
-          <w:numId w:val="1"/>
-        </w:numPr>
-      </w:pPr>
-      <w:r>
-        <w:t xml:space="preserve">Gracz </w:t>
-      </w:r>
-      <w:r>
-        <w:rPr>
-          <w:b/>
-        </w:rPr>
-        <w:t>spasuje</w:t>
-      </w:r>
-      <w:r>
-        <w:t xml:space="preserve"> wtedy, gdy </w:t>
-      </w:r>
-      <w:r>
-        <w:rPr>
-          <w:b/>
-        </w:rPr>
-        <w:t>następna</w:t>
-      </w:r>
-      <w:r>
-        <w:t xml:space="preserve"> pociągnięta karta przekroczyłaby wartość oczka, czyli 21</w:t>
-      </w:r>
-    </w:p>
-    <w:p>
-      <w:pPr>
-        <w:pStyle w:val="ListParagraph"/>
-        <w:numPr>
-          <w:ilvl w:val="0"/>
-          <w:numId w:val="1"/>
-        </w:numPr>
-      </w:pPr>
-      <w:r>
-        <w:t>Przegrana jest wtedy, gdy:</w:t>
-      </w:r>
-    </w:p>
-    <w:p>
-      <w:pPr>
-        <w:pStyle w:val="ListParagraph"/>
-        <w:numPr>
-          <w:ilvl w:val="1"/>
-          <w:numId w:val="1"/>
-        </w:numPr>
-      </w:pPr>
-      <w:r>
-        <w:t>Gracz dociągnął kartę i przekroczył ilość 21 punktów na ręce</w:t>
-      </w:r>
-    </w:p>
-    <w:p>
-      <w:pPr>
-        <w:pStyle w:val="ListParagraph"/>
-        <w:numPr>
-          <w:ilvl w:val="1"/>
-          <w:numId w:val="1"/>
-        </w:numPr>
-      </w:pPr>
-      <w:r>
-        <w:t>Gracz spasował, a pociągnięcie następnej karty nie przekroczyłoby 21 punktów.</w:t>
-      </w:r>
-    </w:p>
-    <w:p>
-      <w:pPr>
-        <w:pStyle w:val="ListParagraph"/>
-        <w:numPr>
-          <w:ilvl w:val="0"/>
-          <w:numId w:val="1"/>
-        </w:numPr>
-      </w:pPr>
-      <w:r>
-        <w:t>Przykład 1:</w:t>
-      </w:r>
-    </w:p>
-    <w:p>
-      <w:pPr>
-        <w:pStyle w:val="ListParagraph"/>
-        <w:numPr>
-          <w:ilvl w:val="1"/>
-          <w:numId w:val="1"/>
-        </w:numPr>
-      </w:pPr>
-      <w:r>
-        <w:t>Gracz wywołał „Draw”. Pociągnął KH wartego 6, więc ma 6 punktów</w:t>
-      </w:r>
-    </w:p>
-    <w:p>
-      <w:pPr>
-        <w:pStyle w:val="ListParagraph"/>
-        <w:numPr>
-          <w:ilvl w:val="1"/>
-          <w:numId w:val="1"/>
-        </w:numPr>
-      </w:pPr>
-      <w:r>
-        <w:t>Gracz wywołał „Draw”. Pociągnął QC wartą 5, więc ma 11 punktów</w:t>
-      </w:r>
-    </w:p>
-    <w:p>
-      <w:pPr>
-        <w:pStyle w:val="ListParagraph"/>
-        <w:numPr>
-          <w:ilvl w:val="1"/>
-          <w:numId w:val="1"/>
-        </w:numPr>
-      </w:pPr>
-      <w:r>
-        <w:t>Gracz wywołał „Draw”. Pociągnął KS wartego 6, więc ma 17 punktów</w:t>
-      </w:r>
-    </w:p>
-    <w:p>
-      <w:pPr>
-        <w:pStyle w:val="ListParagraph"/>
-        <w:numPr>
-          <w:ilvl w:val="1"/>
-          <w:numId w:val="1"/>
-        </w:numPr>
-      </w:pPr>
-      <w:r>
-        <w:t>Gracz wywołał „Draw”. Pociągnął QH wartą 5, więc ma 22 punkty</w:t>
-      </w:r>
-    </w:p>
-    <w:p>
-      <w:pPr>
-        <w:pStyle w:val="ListParagraph"/>
-        <w:numPr>
-          <w:ilvl w:val="2"/>
-          <w:numId w:val="1"/>
-        </w:numPr>
-      </w:pPr>
-      <w:r>
-        <w:t>Gracz mając 22 punkty (więcej niż 21) przegrywa grę</w:t>
-      </w:r>
-    </w:p>
-    <w:p>
-      <w:pPr>
-        <w:pStyle w:val="ListParagraph"/>
-        <w:numPr>
-          <w:ilvl w:val="0"/>
-          <w:numId w:val="1"/>
-        </w:numPr>
-      </w:pPr>
-      <w:r>
-        <w:t>Przykład 2:</w:t>
-      </w:r>
-    </w:p>
-    <w:p>
-      <w:pPr>
-        <w:pStyle w:val="ListParagraph"/>
-        <w:numPr>
-          <w:ilvl w:val="1"/>
-          <w:numId w:val="1"/>
-        </w:numPr>
-      </w:pPr>
-      <w:r>
-        <w:t>Gracz wywołał „Draw”. Pociągnął KH wartego 6, więc ma 6 punktów</w:t>
-      </w:r>
-    </w:p>
-    <w:p>
-      <w:pPr>
-        <w:pStyle w:val="ListParagraph"/>
-        <w:numPr>
-          <w:ilvl w:val="1"/>
-          <w:numId w:val="1"/>
-        </w:numPr>
-      </w:pPr>
-      <w:r>
-        <w:t>Gracz wywołał „Draw”. Pociągnął QC wartą 5, więc ma 11 punktów</w:t>
-      </w:r>
-    </w:p>
-    <w:p>
-      <w:pPr>
-        <w:pStyle w:val="ListParagraph"/>
-        <w:numPr>
-          <w:ilvl w:val="1"/>
-          <w:numId w:val="1"/>
-        </w:numPr>
-      </w:pPr>
-      <w:r>
-        <w:t>Gracz wywołał „Draw”. Pociągnął KS wartego 6, więc ma 17 punktów</w:t>
-      </w:r>
-    </w:p>
-    <w:p>
-      <w:pPr>
-        <w:pStyle w:val="ListParagraph"/>
-        <w:numPr>
-          <w:ilvl w:val="1"/>
-          <w:numId w:val="1"/>
-        </w:numPr>
-      </w:pPr>
-      <w:r>
-        <w:t xml:space="preserve">Gracz wywołał „Pass”. </w:t>
-      </w:r>
-    </w:p>
-    <w:p>
-      <w:pPr>
-        <w:pStyle w:val="ListParagraph"/>
-        <w:numPr>
-          <w:ilvl w:val="2"/>
-          <w:numId w:val="1"/>
-        </w:numPr>
-      </w:pPr>
-      <w:r>
-        <w:t>Następną kartą byłaby QH warta 5, co przekroczyłoby 21 punktów, więc wygrał grę.</w:t>
-      </w:r>
-    </w:p>
-    <w:p>
-      <w:pPr>
-        <w:pStyle w:val="ListParagraph"/>
-        <w:numPr>
-          <w:ilvl w:val="0"/>
-          <w:numId w:val="1"/>
-        </w:numPr>
-      </w:pPr>
-      <w:r>
-        <w:t>Przykład 3:</w:t>
-      </w:r>
-    </w:p>
-    <w:p>
-      <w:pPr>
-        <w:pStyle w:val="ListParagraph"/>
-        <w:numPr>
-          <w:ilvl w:val="1"/>
-          <w:numId w:val="1"/>
-        </w:numPr>
-      </w:pPr>
-      <w:r>
-        <w:t>Gracz wywołał „Draw”. Pociągnął KH wartego 6, więc ma 6 punktów</w:t>
-      </w:r>
-    </w:p>
-    <w:p>
-      <w:pPr>
-        <w:pStyle w:val="ListParagraph"/>
-        <w:numPr>
-          <w:ilvl w:val="1"/>
-          <w:numId w:val="1"/>
-        </w:numPr>
-      </w:pPr>
-      <w:r>
-        <w:t>Gracz wywołał „Draw”. Pociągnął QC wartą 5, więc ma 11 punktów</w:t>
-      </w:r>
-    </w:p>
-    <w:p>
-      <w:pPr>
-        <w:pStyle w:val="ListParagraph"/>
-        <w:numPr>
-          <w:ilvl w:val="1"/>
-          <w:numId w:val="1"/>
-        </w:numPr>
-      </w:pPr>
-      <w:r>
-        <w:t>Gracz wywołał „Draw”. Pociągnął KS wartego 6, więc ma 17 punktów</w:t>
-      </w:r>
-    </w:p>
-    <w:p>
-      <w:pPr>
-        <w:pStyle w:val="ListParagraph"/>
-        <w:numPr>
-          <w:ilvl w:val="1"/>
-          <w:numId w:val="1"/>
-        </w:numPr>
-      </w:pPr>
-      <w:r>
-        <w:t xml:space="preserve">Gracz wywołał „Pass”. </w:t>
-      </w:r>
-    </w:p>
-    <w:p>
-      <w:pPr>
-        <w:pStyle w:val="ListParagraph"/>
-        <w:numPr>
-          <w:ilvl w:val="2"/>
-          <w:numId w:val="1"/>
-        </w:numPr>
-      </w:pPr>
-      <w:r>
-        <w:t>Następną kartą byłby JD warty 4, co wynosiłoby 21 punktów, więc przegrał grę – by wygrać powinien był pociągnąć jeszcze jedną.</w:t>
-      </w:r>
-    </w:p>
-    <w:p>
-      <w:r>
-        <w:br w:type="page"/>
-      </w:r>
-    </w:p>
-    <w:p>
-      <w:r>
-        <w:lastRenderedPageBreak/>
-        <w:t>Dodatek 2:</w:t>
-      </w:r>
-    </w:p>
-    <w:p/>
-    <w:p>
-      <w:r>
-        <w:t>Macie do dyspozycji następujące narzędzia</w:t>
-      </w:r>
-      <w:r>
-        <w:t>. Nie jest to wszystko czego możecie użyć, ale a nuż Wam się przyda</w:t>
-      </w:r>
-      <w:r>
-        <w:t>:</w:t>
-      </w:r>
-    </w:p>
-    <w:p/>
+        <w:t xml:space="preserve">Tym razem zainicjalizowaliśmy grę, która ma tylko 3 karty w talii: waleta, damę i króla. Wszystko kiery (czyli czerwone serca). Dodaliśmy też </w:t>
+      </w:r>
+      <w:r>
+        <w:t>nowy sposób porównywania kart: karo i kiery to kolor „czerwony” a piki i trefle to kolor „czarny”. Ma porównywać tylko po kolorze, ignorując figury.</w:t>
+      </w:r>
+    </w:p>
+    <w:p>
+      <w:r>
+        <w:t>Tak więc po inicjalizacji wygląda to tak:</w:t>
+      </w:r>
+    </w:p>
     <w:p>
       <w:r>
         <w:drawing>
-          <wp:inline distT="0" distB="0" distL="0" distR="0" wp14:anchorId="17F6AA83" wp14:editId="4DEDF112">
-            <wp:extent cx="5760720" cy="6711950"/>
-            <wp:effectExtent l="0" t="0" r="0" b="0"/>
-            <wp:docPr id="2" name="Picture 2"/>
+          <wp:inline distT="0" distB="0" distL="0" distR="0" wp14:anchorId="0AC226A7" wp14:editId="55517A48">
+            <wp:extent cx="5477639" cy="2257740"/>
+            <wp:effectExtent l="0" t="0" r="8890" b="9525"/>
+            <wp:docPr id="3" name="Picture 3"/>
             <wp:cNvGraphicFramePr>
               <a:graphicFrameLocks xmlns:a="http://schemas.openxmlformats.org/drawingml/2006/main" noChangeAspect="1"/>
             </wp:cNvGraphicFramePr>
@@ -860,6 +402,969 @@
                   <pic:spPr>
                     <a:xfrm>
                       <a:off x="0" y="0"/>
+                      <a:ext cx="5477639" cy="2257740"/>
+                    </a:xfrm>
+                    <a:prstGeom prst="rect">
+                      <a:avLst/>
+                    </a:prstGeom>
+                  </pic:spPr>
+                </pic:pic>
+              </a:graphicData>
+            </a:graphic>
+          </wp:inline>
+        </w:drawing>
+      </w:r>
+    </w:p>
+    <w:p/>
+    <w:p>
+      <w:r>
+        <w:t>I zgadnijmy kartę. Zgadujemy 2C (2 trefl, czarna) a potem 2D (2 karo, czerwona). Też można w jednej linijce:</w:t>
+      </w:r>
+    </w:p>
+    <w:p>
+      <w:pPr>
+        <w:rPr>
+          <w:rFonts w:ascii="Courier New" w:hAnsi="Courier New" w:cs="Courier New"/>
+        </w:rPr>
+      </w:pPr>
+      <w:r>
+        <w:tab/>
+      </w:r>
+      <w:r>
+        <w:rPr>
+          <w:rFonts w:ascii="Courier New" w:hAnsi="Courier New" w:cs="Courier New"/>
+        </w:rPr>
+        <w:t>Guess 2C; Guess 2D;</w:t>
+      </w:r>
+    </w:p>
+    <w:p>
+      <w:r>
+        <w:t>I wynik:</w:t>
+      </w:r>
+    </w:p>
+    <w:p>
+      <w:r>
+        <w:drawing>
+          <wp:inline distT="0" distB="0" distL="0" distR="0" wp14:anchorId="7E872999" wp14:editId="7B77F245">
+            <wp:extent cx="6120130" cy="2048510"/>
+            <wp:effectExtent l="0" t="0" r="0" b="8890"/>
+            <wp:docPr id="5" name="Picture 5"/>
+            <wp:cNvGraphicFramePr>
+              <a:graphicFrameLocks xmlns:a="http://schemas.openxmlformats.org/drawingml/2006/main" noChangeAspect="1"/>
+            </wp:cNvGraphicFramePr>
+            <a:graphic xmlns:a="http://schemas.openxmlformats.org/drawingml/2006/main">
+              <a:graphicData uri="http://schemas.openxmlformats.org/drawingml/2006/picture">
+                <pic:pic xmlns:pic="http://schemas.openxmlformats.org/drawingml/2006/picture">
+                  <pic:nvPicPr>
+                    <pic:cNvPr id="1" name=""/>
+                    <pic:cNvPicPr/>
+                  </pic:nvPicPr>
+                  <pic:blipFill>
+                    <a:blip r:embed="rId9"/>
+                    <a:stretch>
+                      <a:fillRect/>
+                    </a:stretch>
+                  </pic:blipFill>
+                  <pic:spPr>
+                    <a:xfrm>
+                      <a:off x="0" y="0"/>
+                      <a:ext cx="6120130" cy="2048510"/>
+                    </a:xfrm>
+                    <a:prstGeom prst="rect">
+                      <a:avLst/>
+                    </a:prstGeom>
+                  </pic:spPr>
+                </pic:pic>
+              </a:graphicData>
+            </a:graphic>
+          </wp:inline>
+        </w:drawing>
+      </w:r>
+    </w:p>
+    <w:p>
+      <w:pPr>
+        <w:pStyle w:val="Heading1"/>
+        <w:numPr>
+          <w:ilvl w:val="0"/>
+          <w:numId w:val="2"/>
+        </w:numPr>
+      </w:pPr>
+      <w:r>
+        <w:lastRenderedPageBreak/>
+        <w:t>Wasze zadanie</w:t>
+      </w:r>
+    </w:p>
+    <w:p>
+      <w:pPr>
+        <w:pStyle w:val="Heading2"/>
+        <w:numPr>
+          <w:ilvl w:val="1"/>
+          <w:numId w:val="2"/>
+        </w:numPr>
+      </w:pPr>
+      <w:r>
+        <w:t>Modelowanie aplikacji GuessACard</w:t>
+      </w:r>
+    </w:p>
+    <w:p/>
+    <w:p>
+      <w:r>
+        <w:t>Chciałbym mieć program umożliwiający mi granie w dowolne gry karciane</w:t>
+      </w:r>
+      <w:r>
+        <w:t xml:space="preserve"> na jednego gracza</w:t>
+      </w:r>
+      <w:r>
+        <w:t>.</w:t>
+      </w:r>
+    </w:p>
+    <w:p>
+      <w:pPr>
+        <w:pStyle w:val="ListParagraph"/>
+        <w:numPr>
+          <w:ilvl w:val="0"/>
+          <w:numId w:val="5"/>
+        </w:numPr>
+      </w:pPr>
+      <w:r>
+        <w:t>„Guess” (zgadywanie)</w:t>
+      </w:r>
+    </w:p>
+    <w:p>
+      <w:pPr>
+        <w:pStyle w:val="ListParagraph"/>
+        <w:numPr>
+          <w:ilvl w:val="0"/>
+          <w:numId w:val="5"/>
+        </w:numPr>
+      </w:pPr>
+      <w:r>
+        <w:t>„Blackjack” (oczko)</w:t>
+      </w:r>
+    </w:p>
+    <w:p>
+      <w:pPr>
+        <w:pStyle w:val="ListParagraph"/>
+        <w:numPr>
+          <w:ilvl w:val="0"/>
+          <w:numId w:val="5"/>
+        </w:numPr>
+      </w:pPr>
+      <w:r>
+        <w:t>…cokolwiek mi się wymarzy</w:t>
+      </w:r>
+    </w:p>
+    <w:p>
+      <w:r>
+        <w:t xml:space="preserve">Oczywiście wszystko ma swoje warianty, modyfikacje, mogę np. przestawić grę w Oczko z 21 punktów na 23 punkty i w ogóle </w:t>
+      </w:r>
+      <w:r>
+        <w:rPr>
+          <mc:AlternateContent>
+            <mc:Choice Requires="w16se"/>
+            <mc:Fallback>
+              <w:rFonts w:ascii="Segoe UI Emoji" w:eastAsia="Segoe UI Emoji" w:hAnsi="Segoe UI Emoji" w:cs="Segoe UI Emoji"/>
+            </mc:Fallback>
+          </mc:AlternateContent>
+        </w:rPr>
+        <mc:AlternateContent>
+          <mc:Choice Requires="w16se">
+            <w16se:symEx w16se:font="Segoe UI Emoji" w16se:char="1F609"/>
+          </mc:Choice>
+          <mc:Fallback>
+            <w:t>😉</w:t>
+          </mc:Fallback>
+        </mc:AlternateContent>
+      </w:r>
+      <w:r>
+        <w:t>.</w:t>
+      </w:r>
+    </w:p>
+    <w:p>
+      <w:r>
+        <w:t>Na szczęście wszystko sterowane z konsoli.</w:t>
+      </w:r>
+    </w:p>
+    <w:p>
+      <w:r>
+        <w:t>Jako pierwszą grę chciałbym „Guess A Card”.</w:t>
+      </w:r>
+      <w:r>
+        <w:t xml:space="preserve"> Zasady są stosunkowo proste</w:t>
+      </w:r>
+      <w:r>
+        <w:t xml:space="preserve"> (przeklejam z tego co było wcześniej)</w:t>
+      </w:r>
+      <w:r>
+        <w:t>:</w:t>
+      </w:r>
+    </w:p>
+    <w:p/>
+    <w:p>
+      <w:pPr>
+        <w:pStyle w:val="ListParagraph"/>
+        <w:numPr>
+          <w:ilvl w:val="0"/>
+          <w:numId w:val="1"/>
+        </w:numPr>
+      </w:pPr>
+      <w:r>
+        <w:t>W talii są 24 karty: od 9 do Asa.</w:t>
+      </w:r>
+    </w:p>
+    <w:p>
+      <w:pPr>
+        <w:pStyle w:val="ListParagraph"/>
+        <w:numPr>
+          <w:ilvl w:val="0"/>
+          <w:numId w:val="1"/>
+        </w:numPr>
+      </w:pPr>
+      <w:r>
+        <w:t>Co turę losowana jest karta; muszę wylosować co to jest. Ważny jest zarówno kolor (pik, kier, karo, trefl) jak i ranga (9, 10, J, D, Q, K, A)</w:t>
+      </w:r>
+    </w:p>
+    <w:p>
+      <w:pPr>
+        <w:pStyle w:val="ListParagraph"/>
+        <w:numPr>
+          <w:ilvl w:val="0"/>
+          <w:numId w:val="1"/>
+        </w:numPr>
+      </w:pPr>
+      <w:r>
+        <w:t>Jeśli zgadłem, gra się kończy i wygrywam</w:t>
+      </w:r>
+    </w:p>
+    <w:p>
+      <w:pPr>
+        <w:pStyle w:val="ListParagraph"/>
+        <w:numPr>
+          <w:ilvl w:val="1"/>
+          <w:numId w:val="1"/>
+        </w:numPr>
+      </w:pPr>
+      <w:r>
+        <w:t>Przykład: wylosowano damę kier, ja mówię ‘QH’, zgadłem i wygrałem</w:t>
+      </w:r>
+    </w:p>
+    <w:p>
+      <w:pPr>
+        <w:pStyle w:val="ListParagraph"/>
+        <w:numPr>
+          <w:ilvl w:val="1"/>
+          <w:numId w:val="1"/>
+        </w:numPr>
+      </w:pPr>
+      <w:r>
+        <w:t>Przykład: wylosowano damę pik, ja mówię ‘QH’, nie zgadłem i nowa tura</w:t>
+      </w:r>
+    </w:p>
+    <w:p>
+      <w:pPr>
+        <w:pStyle w:val="ListParagraph"/>
+        <w:numPr>
+          <w:ilvl w:val="0"/>
+          <w:numId w:val="1"/>
+        </w:numPr>
+      </w:pPr>
+      <w:r>
+        <w:t>Jeśli nie zgadłem w ciągu 5 tur, przegrywam</w:t>
+      </w:r>
+    </w:p>
+    <w:p>
+      <w:r>
+        <w:t>Przykładow</w:t>
+      </w:r>
+      <w:r>
+        <w:t>a</w:t>
+      </w:r>
+      <w:r>
+        <w:t xml:space="preserve"> rozgrywk</w:t>
+      </w:r>
+      <w:r>
+        <w:t>a</w:t>
+      </w:r>
+      <w:r>
+        <w:t xml:space="preserve"> (Happy Path do zaimplementowania)</w:t>
+      </w:r>
+      <w:r>
+        <w:t>:</w:t>
+      </w:r>
+    </w:p>
+    <w:p/>
+    <w:p>
+      <w:r>
+        <w:t>„</w:t>
+      </w:r>
+    </w:p>
+    <w:p>
+      <w:pPr>
+        <w:pStyle w:val="ListParagraph"/>
+        <w:rPr>
+          <w:rFonts w:ascii="Courier New" w:hAnsi="Courier New" w:cs="Courier New"/>
+        </w:rPr>
+      </w:pPr>
+      <w:r>
+        <w:rPr>
+          <w:rFonts w:ascii="Courier New" w:hAnsi="Courier New" w:cs="Courier New"/>
+        </w:rPr>
+        <w:t>Play GuessACard;</w:t>
+      </w:r>
+    </w:p>
+    <w:p>
+      <w:pPr>
+        <w:pStyle w:val="ListParagraph"/>
+        <w:rPr>
+          <w:rFonts w:ascii="Courier New" w:hAnsi="Courier New" w:cs="Courier New"/>
+        </w:rPr>
+      </w:pPr>
+      <w:r>
+        <w:rPr>
+          <w:rFonts w:ascii="Courier New" w:hAnsi="Courier New" w:cs="Courier New"/>
+        </w:rPr>
+        <w:t>SetDeck JH,QH,KH;</w:t>
+      </w:r>
+    </w:p>
+    <w:p>
+      <w:pPr>
+        <w:pStyle w:val="ListParagraph"/>
+        <w:rPr>
+          <w:rFonts w:ascii="Courier New" w:hAnsi="Courier New" w:cs="Courier New"/>
+        </w:rPr>
+      </w:pPr>
+      <w:r>
+        <w:rPr>
+          <w:rFonts w:ascii="Courier New" w:hAnsi="Courier New" w:cs="Courier New"/>
+        </w:rPr>
+        <w:t>GameVariant RedBlack;</w:t>
+      </w:r>
+    </w:p>
+    <w:p>
+      <w:pPr>
+        <w:pStyle w:val="ListParagraph"/>
+        <w:rPr>
+          <w:rFonts w:ascii="Courier New" w:hAnsi="Courier New" w:cs="Courier New"/>
+        </w:rPr>
+      </w:pPr>
+      <w:r>
+        <w:rPr>
+          <w:rFonts w:ascii="Courier New" w:hAnsi="Courier New" w:cs="Courier New"/>
+        </w:rPr>
+        <w:t>SETUP;</w:t>
+      </w:r>
+    </w:p>
+    <w:p>
+      <w:pPr>
+        <w:pStyle w:val="ListParagraph"/>
+        <w:rPr>
+          <w:rFonts w:ascii="Courier New" w:hAnsi="Courier New" w:cs="Courier New"/>
+        </w:rPr>
+      </w:pPr>
+      <w:r>
+        <w:rPr>
+          <w:rFonts w:ascii="Courier New" w:hAnsi="Courier New" w:cs="Courier New"/>
+        </w:rPr>
+        <w:t>Guess 2C;</w:t>
+      </w:r>
+    </w:p>
+    <w:p>
+      <w:pPr>
+        <w:pStyle w:val="ListParagraph"/>
+        <w:rPr>
+          <w:rFonts w:ascii="Courier New" w:hAnsi="Courier New" w:cs="Courier New"/>
+        </w:rPr>
+      </w:pPr>
+      <w:r>
+        <w:rPr>
+          <w:rFonts w:ascii="Courier New" w:hAnsi="Courier New" w:cs="Courier New"/>
+        </w:rPr>
+        <w:t>Guess 2C;</w:t>
+      </w:r>
+    </w:p>
+    <w:p>
+      <w:pPr>
+        <w:pStyle w:val="ListParagraph"/>
+        <w:rPr>
+          <w:rFonts w:ascii="Courier New" w:hAnsi="Courier New" w:cs="Courier New"/>
+        </w:rPr>
+      </w:pPr>
+      <w:r>
+        <w:rPr>
+          <w:rFonts w:ascii="Courier New" w:hAnsi="Courier New" w:cs="Courier New"/>
+        </w:rPr>
+        <w:t>Guess 2D;</w:t>
+      </w:r>
+    </w:p>
+    <w:p>
+      <w:pPr>
+        <w:pStyle w:val="ListParagraph"/>
+        <w:rPr>
+          <w:rFonts w:ascii="Courier New" w:hAnsi="Courier New" w:cs="Courier New"/>
+        </w:rPr>
+      </w:pPr>
+      <w:r>
+        <w:rPr>
+          <w:rFonts w:ascii="Courier New" w:hAnsi="Courier New" w:cs="Courier New"/>
+        </w:rPr>
+        <w:t>EXIT;</w:t>
+      </w:r>
+    </w:p>
+    <w:p>
+      <w:pPr>
+        <w:rPr>
+          <w:rFonts w:ascii="Courier New" w:hAnsi="Courier New" w:cs="Courier New"/>
+        </w:rPr>
+      </w:pPr>
+      <w:r>
+        <w:t>„</w:t>
+      </w:r>
+    </w:p>
+    <w:p/>
+    <w:p>
+      <w:r>
+        <w:t>W czym</w:t>
+      </w:r>
+      <w:r>
+        <w:t>:</w:t>
+      </w:r>
+    </w:p>
+    <w:p>
+      <w:pPr>
+        <w:pStyle w:val="ListParagraph"/>
+        <w:numPr>
+          <w:ilvl w:val="0"/>
+          <w:numId w:val="1"/>
+        </w:numPr>
+      </w:pPr>
+      <w:r>
+        <w:rPr>
+          <w:b/>
+        </w:rPr>
+        <w:t>SetDeck</w:t>
+      </w:r>
+      <w:r>
+        <w:t xml:space="preserve"> </w:t>
+      </w:r>
+      <w:r>
+        <w:t>pozwolił mi powiedzieć jakie karty wchodzą do talii: tym razem to JH, QH, KH (walet, dama i król kier).</w:t>
+      </w:r>
+    </w:p>
+    <w:p>
+      <w:pPr>
+        <w:pStyle w:val="ListParagraph"/>
+        <w:numPr>
+          <w:ilvl w:val="0"/>
+          <w:numId w:val="1"/>
+        </w:numPr>
+      </w:pPr>
+      <w:r>
+        <w:rPr>
+          <w:b/>
+        </w:rPr>
+        <w:t>GameVariant</w:t>
+      </w:r>
+      <w:r>
+        <w:t xml:space="preserve"> pozwolił mi zmienić sposób określenia zgadnięcia. RedBlack to wariant, dzięki któremu znaczenie ma tylko </w:t>
+      </w:r>
+      <w:r>
+        <w:t>kolor karty; QH (dama kier) i 2D (dwójka karo) by się zmatchowały jako ‘zgadłem’, bo obie są czerwone.</w:t>
+      </w:r>
+    </w:p>
+    <w:p/>
+    <w:p>
+      <w:r>
+        <w:t>Ważne paranoiczne uwagi:</w:t>
+      </w:r>
+    </w:p>
+    <w:p>
+      <w:pPr>
+        <w:pStyle w:val="ListParagraph"/>
+        <w:numPr>
+          <w:ilvl w:val="0"/>
+          <w:numId w:val="1"/>
+        </w:numPr>
+      </w:pPr>
+      <w:r>
+        <w:lastRenderedPageBreak/>
+        <w:t>Play &lt;nazwa gry&gt; implikuje, że poza GuessACard będą też inne</w:t>
+      </w:r>
+      <w:r>
+        <w:t xml:space="preserve"> gry</w:t>
+      </w:r>
+      <w:r>
+        <w:t>.</w:t>
+      </w:r>
+    </w:p>
+    <w:p>
+      <w:pPr>
+        <w:pStyle w:val="ListParagraph"/>
+        <w:numPr>
+          <w:ilvl w:val="0"/>
+          <w:numId w:val="1"/>
+        </w:numPr>
+      </w:pPr>
+      <w:r>
+        <w:t>W tarocie (gra francuska) występuje dodatkowo specjalna figura zwana Cavadier. Cavadier pod względem siły jest pomiędzy Waletem a Damą.</w:t>
+      </w:r>
+      <w:r>
+        <w:t xml:space="preserve"> Czyli tu też jest potencjalny obszar zmian.</w:t>
+      </w:r>
+    </w:p>
+    <w:p>
+      <w:pPr>
+        <w:pStyle w:val="ListParagraph"/>
+        <w:numPr>
+          <w:ilvl w:val="0"/>
+          <w:numId w:val="1"/>
+        </w:numPr>
+      </w:pPr>
+      <w:r>
+        <w:t>Mogą wystąpić też inne warianty niż RedBlack.</w:t>
+      </w:r>
+    </w:p>
+    <w:p/>
+    <w:p>
+      <w:r>
+        <w:t>Bawcie się dobrze ;-).</w:t>
+      </w:r>
+    </w:p>
+    <w:p/>
+    <w:p>
+      <w:pPr>
+        <w:pStyle w:val="Heading2"/>
+        <w:numPr>
+          <w:ilvl w:val="1"/>
+          <w:numId w:val="2"/>
+        </w:numPr>
+      </w:pPr>
+      <w:r>
+        <w:t>Dodanie gry w Oczko do szkieletu GuessACard</w:t>
+      </w:r>
+    </w:p>
+    <w:p/>
+    <w:p>
+      <w:r>
+        <w:t>Jako druga gra pojawi się gra w „Oczko”:</w:t>
+      </w:r>
+    </w:p>
+    <w:p/>
+    <w:p>
+      <w:pPr>
+        <w:pStyle w:val="ListParagraph"/>
+        <w:numPr>
+          <w:ilvl w:val="0"/>
+          <w:numId w:val="1"/>
+        </w:numPr>
+      </w:pPr>
+      <w:r>
+        <w:t xml:space="preserve">W talii jest 20 kart: </w:t>
+      </w:r>
+      <w:r>
+        <w:t>{</w:t>
+      </w:r>
+      <w:r>
+        <w:t>9, 10, J, Q, K</w:t>
+      </w:r>
+      <w:r>
+        <w:t>}, wszystkie w 4 kolorach</w:t>
+      </w:r>
+    </w:p>
+    <w:p>
+      <w:pPr>
+        <w:pStyle w:val="ListParagraph"/>
+        <w:numPr>
+          <w:ilvl w:val="0"/>
+          <w:numId w:val="1"/>
+        </w:numPr>
+      </w:pPr>
+      <w:r>
+        <w:t>9 jest warta 2 punkty, 10 – 3 punkty, J – 4, Q – 5, K – 6.</w:t>
+      </w:r>
+    </w:p>
+    <w:p>
+      <w:pPr>
+        <w:pStyle w:val="ListParagraph"/>
+        <w:numPr>
+          <w:ilvl w:val="0"/>
+          <w:numId w:val="1"/>
+        </w:numPr>
+      </w:pPr>
+      <w:r>
+        <w:t>Gracz dociąga nową kartę („Draw”) lub pasuje („Pass”)</w:t>
+      </w:r>
+    </w:p>
+    <w:p>
+      <w:pPr>
+        <w:pStyle w:val="ListParagraph"/>
+        <w:numPr>
+          <w:ilvl w:val="0"/>
+          <w:numId w:val="1"/>
+        </w:numPr>
+      </w:pPr>
+      <w:r>
+        <w:t>Za każdą dociągniętą kartę, ilość punktów gracza na ręku rośnie o wartość karty.</w:t>
+      </w:r>
+    </w:p>
+    <w:p>
+      <w:pPr>
+        <w:pStyle w:val="ListParagraph"/>
+        <w:numPr>
+          <w:ilvl w:val="0"/>
+          <w:numId w:val="1"/>
+        </w:numPr>
+      </w:pPr>
+      <w:r>
+        <w:t xml:space="preserve">Zwycięstwo jest wtedy, gdy </w:t>
+      </w:r>
+    </w:p>
+    <w:p>
+      <w:pPr>
+        <w:pStyle w:val="ListParagraph"/>
+        <w:numPr>
+          <w:ilvl w:val="1"/>
+          <w:numId w:val="1"/>
+        </w:numPr>
+      </w:pPr>
+      <w:r>
+        <w:t xml:space="preserve">Gracz </w:t>
+      </w:r>
+      <w:r>
+        <w:rPr>
+          <w:b/>
+        </w:rPr>
+        <w:t>spasuje</w:t>
+      </w:r>
+      <w:r>
+        <w:t xml:space="preserve"> wtedy, gdy </w:t>
+      </w:r>
+      <w:r>
+        <w:rPr>
+          <w:b/>
+        </w:rPr>
+        <w:t>następna</w:t>
+      </w:r>
+      <w:r>
+        <w:t xml:space="preserve"> pociągnięta karta przekroczyłaby wartość oczka, czyli 21</w:t>
+      </w:r>
+    </w:p>
+    <w:p>
+      <w:pPr>
+        <w:pStyle w:val="ListParagraph"/>
+        <w:numPr>
+          <w:ilvl w:val="0"/>
+          <w:numId w:val="1"/>
+        </w:numPr>
+      </w:pPr>
+      <w:r>
+        <w:t>Przegrana jest wtedy, gdy:</w:t>
+      </w:r>
+    </w:p>
+    <w:p>
+      <w:pPr>
+        <w:pStyle w:val="ListParagraph"/>
+        <w:numPr>
+          <w:ilvl w:val="1"/>
+          <w:numId w:val="1"/>
+        </w:numPr>
+      </w:pPr>
+      <w:r>
+        <w:t>Gracz dociągnął kartę i przekroczył ilość 21 punktów na ręce</w:t>
+      </w:r>
+    </w:p>
+    <w:p>
+      <w:pPr>
+        <w:pStyle w:val="ListParagraph"/>
+        <w:numPr>
+          <w:ilvl w:val="1"/>
+          <w:numId w:val="1"/>
+        </w:numPr>
+      </w:pPr>
+      <w:r>
+        <w:t>Gracz spasował, a pociągnięcie następnej karty nie przekroczyłoby 21 punktów.</w:t>
+      </w:r>
+    </w:p>
+    <w:p>
+      <w:pPr>
+        <w:pStyle w:val="ListParagraph"/>
+        <w:numPr>
+          <w:ilvl w:val="0"/>
+          <w:numId w:val="1"/>
+        </w:numPr>
+      </w:pPr>
+      <w:r>
+        <w:t>Przykład 1:</w:t>
+      </w:r>
+    </w:p>
+    <w:p>
+      <w:pPr>
+        <w:pStyle w:val="ListParagraph"/>
+        <w:numPr>
+          <w:ilvl w:val="1"/>
+          <w:numId w:val="1"/>
+        </w:numPr>
+      </w:pPr>
+      <w:r>
+        <w:t>Gracz wywołał „Draw”. Pociągnął KH wartego 6, więc ma 6 punktów</w:t>
+      </w:r>
+    </w:p>
+    <w:p>
+      <w:pPr>
+        <w:pStyle w:val="ListParagraph"/>
+        <w:numPr>
+          <w:ilvl w:val="1"/>
+          <w:numId w:val="1"/>
+        </w:numPr>
+      </w:pPr>
+      <w:r>
+        <w:t>Gracz wywołał „Draw”. Pociągnął QC wartą 5, więc ma 11 punktów</w:t>
+      </w:r>
+    </w:p>
+    <w:p>
+      <w:pPr>
+        <w:pStyle w:val="ListParagraph"/>
+        <w:numPr>
+          <w:ilvl w:val="1"/>
+          <w:numId w:val="1"/>
+        </w:numPr>
+      </w:pPr>
+      <w:r>
+        <w:t>Gracz wywołał „Draw”. Pociągnął KS wartego 6, więc ma 17 punktów</w:t>
+      </w:r>
+    </w:p>
+    <w:p>
+      <w:pPr>
+        <w:pStyle w:val="ListParagraph"/>
+        <w:numPr>
+          <w:ilvl w:val="1"/>
+          <w:numId w:val="1"/>
+        </w:numPr>
+      </w:pPr>
+      <w:r>
+        <w:t>Gracz wywołał „Draw”. Pociągnął QH wartą 5, więc ma 22 punkty</w:t>
+      </w:r>
+    </w:p>
+    <w:p>
+      <w:pPr>
+        <w:pStyle w:val="ListParagraph"/>
+        <w:numPr>
+          <w:ilvl w:val="2"/>
+          <w:numId w:val="1"/>
+        </w:numPr>
+      </w:pPr>
+      <w:r>
+        <w:t>Gracz mając 22 punkty (więcej niż 21) przegrywa grę</w:t>
+      </w:r>
+    </w:p>
+    <w:p>
+      <w:pPr>
+        <w:pStyle w:val="ListParagraph"/>
+        <w:numPr>
+          <w:ilvl w:val="0"/>
+          <w:numId w:val="1"/>
+        </w:numPr>
+      </w:pPr>
+      <w:r>
+        <w:t>Przykład 2:</w:t>
+      </w:r>
+    </w:p>
+    <w:p>
+      <w:pPr>
+        <w:pStyle w:val="ListParagraph"/>
+        <w:numPr>
+          <w:ilvl w:val="1"/>
+          <w:numId w:val="1"/>
+        </w:numPr>
+      </w:pPr>
+      <w:r>
+        <w:t>Gracz wywołał „Draw”. Pociągnął KH wartego 6, więc ma 6 punktów</w:t>
+      </w:r>
+    </w:p>
+    <w:p>
+      <w:pPr>
+        <w:pStyle w:val="ListParagraph"/>
+        <w:numPr>
+          <w:ilvl w:val="1"/>
+          <w:numId w:val="1"/>
+        </w:numPr>
+      </w:pPr>
+      <w:r>
+        <w:t>Gracz wywołał „Draw”. Pociągnął QC wartą 5, więc ma 11 punktów</w:t>
+      </w:r>
+    </w:p>
+    <w:p>
+      <w:pPr>
+        <w:pStyle w:val="ListParagraph"/>
+        <w:numPr>
+          <w:ilvl w:val="1"/>
+          <w:numId w:val="1"/>
+        </w:numPr>
+      </w:pPr>
+      <w:r>
+        <w:t>Gracz wywołał „Draw”. Pociągnął KS wartego 6, więc ma 17 punktów</w:t>
+      </w:r>
+    </w:p>
+    <w:p>
+      <w:pPr>
+        <w:pStyle w:val="ListParagraph"/>
+        <w:numPr>
+          <w:ilvl w:val="1"/>
+          <w:numId w:val="1"/>
+        </w:numPr>
+      </w:pPr>
+      <w:r>
+        <w:t xml:space="preserve">Gracz wywołał „Pass”. </w:t>
+      </w:r>
+    </w:p>
+    <w:p>
+      <w:pPr>
+        <w:pStyle w:val="ListParagraph"/>
+        <w:numPr>
+          <w:ilvl w:val="2"/>
+          <w:numId w:val="1"/>
+        </w:numPr>
+      </w:pPr>
+      <w:r>
+        <w:t>Następną kartą byłaby QH warta 5, co przekroczyłoby 21 punktów, więc wygrał grę.</w:t>
+      </w:r>
+    </w:p>
+    <w:p>
+      <w:pPr>
+        <w:pStyle w:val="ListParagraph"/>
+        <w:numPr>
+          <w:ilvl w:val="0"/>
+          <w:numId w:val="1"/>
+        </w:numPr>
+      </w:pPr>
+      <w:r>
+        <w:t>Przykład 3:</w:t>
+      </w:r>
+    </w:p>
+    <w:p>
+      <w:pPr>
+        <w:pStyle w:val="ListParagraph"/>
+        <w:numPr>
+          <w:ilvl w:val="1"/>
+          <w:numId w:val="1"/>
+        </w:numPr>
+      </w:pPr>
+      <w:r>
+        <w:t>Gracz wywołał „Draw”. Pociągnął KH wartego 6, więc ma 6 punktów</w:t>
+      </w:r>
+    </w:p>
+    <w:p>
+      <w:pPr>
+        <w:pStyle w:val="ListParagraph"/>
+        <w:numPr>
+          <w:ilvl w:val="1"/>
+          <w:numId w:val="1"/>
+        </w:numPr>
+      </w:pPr>
+      <w:r>
+        <w:t>Gracz wywołał „Draw”. Pociągnął QC wartą 5, więc ma 11 punktów</w:t>
+      </w:r>
+    </w:p>
+    <w:p>
+      <w:pPr>
+        <w:pStyle w:val="ListParagraph"/>
+        <w:numPr>
+          <w:ilvl w:val="1"/>
+          <w:numId w:val="1"/>
+        </w:numPr>
+      </w:pPr>
+      <w:r>
+        <w:t>Gracz wywołał „Draw”. Pociągnął KS wartego 6, więc ma 17 punktów</w:t>
+      </w:r>
+    </w:p>
+    <w:p>
+      <w:pPr>
+        <w:pStyle w:val="ListParagraph"/>
+        <w:numPr>
+          <w:ilvl w:val="1"/>
+          <w:numId w:val="1"/>
+        </w:numPr>
+      </w:pPr>
+      <w:r>
+        <w:t xml:space="preserve">Gracz wywołał „Pass”. </w:t>
+      </w:r>
+    </w:p>
+    <w:p>
+      <w:pPr>
+        <w:pStyle w:val="ListParagraph"/>
+        <w:numPr>
+          <w:ilvl w:val="2"/>
+          <w:numId w:val="1"/>
+        </w:numPr>
+      </w:pPr>
+      <w:r>
+        <w:t>Następną kartą byłby JD warty 4, co wynosiłoby 21 punktów, więc przegrał grę – by wygrać powinien był pociągnąć jeszcze jedną.</w:t>
+      </w:r>
+    </w:p>
+    <w:p>
+      <w:r>
+        <w:br w:type="page"/>
+      </w:r>
+    </w:p>
+    <w:p>
+      <w:pPr>
+        <w:pStyle w:val="Heading1"/>
+        <w:numPr>
+          <w:ilvl w:val="0"/>
+          <w:numId w:val="2"/>
+        </w:numPr>
+      </w:pPr>
+      <w:r>
+        <w:lastRenderedPageBreak/>
+        <w:t>Dodatek</w:t>
+      </w:r>
+      <w:r>
+        <w:t>, coś co może Wam pomóc</w:t>
+      </w:r>
+      <w:bookmarkStart w:id="0" w:name="_GoBack"/>
+      <w:bookmarkEnd w:id="0"/>
+    </w:p>
+    <w:p/>
+    <w:p>
+      <w:r>
+        <w:t>Macie do dyspozycji następujące narzędzia</w:t>
+      </w:r>
+      <w:r>
+        <w:t>. Nie jest to wszystko czego możecie użyć, ale a nuż Wam się przyda</w:t>
+      </w:r>
+      <w:r>
+        <w:t>:</w:t>
+      </w:r>
+    </w:p>
+    <w:p/>
+    <w:p>
+      <w:r>
+        <w:rPr>
+          <w:noProof/>
+        </w:rPr>
+        <w:drawing>
+          <wp:inline distT="0" distB="0" distL="0" distR="0" wp14:anchorId="17F6AA83" wp14:editId="4DEDF112">
+            <wp:extent cx="5760720" cy="6711950"/>
+            <wp:effectExtent l="0" t="0" r="0" b="0"/>
+            <wp:docPr id="2" name="Picture 2"/>
+            <wp:cNvGraphicFramePr>
+              <a:graphicFrameLocks xmlns:a="http://schemas.openxmlformats.org/drawingml/2006/main" noChangeAspect="1"/>
+            </wp:cNvGraphicFramePr>
+            <a:graphic xmlns:a="http://schemas.openxmlformats.org/drawingml/2006/main">
+              <a:graphicData uri="http://schemas.openxmlformats.org/drawingml/2006/picture">
+                <pic:pic xmlns:pic="http://schemas.openxmlformats.org/drawingml/2006/picture">
+                  <pic:nvPicPr>
+                    <pic:cNvPr id="1" name=""/>
+                    <pic:cNvPicPr/>
+                  </pic:nvPicPr>
+                  <pic:blipFill>
+                    <a:blip r:embed="rId10"/>
+                    <a:stretch>
+                      <a:fillRect/>
+                    </a:stretch>
+                  </pic:blipFill>
+                  <pic:spPr>
+                    <a:xfrm>
+                      <a:off x="0" y="0"/>
                       <a:ext cx="5760720" cy="6711950"/>
                     </a:xfrm>
                     <a:prstGeom prst="rect">
@@ -873,14 +1378,11 @@
         </w:drawing>
       </w:r>
     </w:p>
-    <w:p>
-      <w:bookmarkStart w:id="0" w:name="_GoBack"/>
-      <w:bookmarkEnd w:id="0"/>
-    </w:p>
+    <w:p/>
     <w:sectPr>
-      <w:footerReference w:type="default" r:id="rId9"/>
+      <w:footerReference w:type="default" r:id="rId11"/>
       <w:pgSz w:w="11906" w:h="16838"/>
-      <w:pgMar w:top="1417" w:right="1417" w:bottom="1417" w:left="1417" w:header="708" w:footer="708" w:gutter="0"/>
+      <w:pgMar w:top="709" w:right="1417" w:bottom="1134" w:left="851" w:header="708" w:footer="708" w:gutter="0"/>
       <w:cols w:space="708"/>
       <w:docGrid w:linePitch="360"/>
     </w:sectPr>
@@ -889,7 +1391,7 @@
 </file>
 
 <file path=word/endnotes.xml><?xml version="1.0" encoding="utf-8"?>
-<w:endnotes xmlns:wpc="http://schemas.microsoft.com/office/word/2010/wordprocessingCanvas" xmlns:cx="http://schemas.microsoft.com/office/drawing/2014/chartex" xmlns:cx1="http://schemas.microsoft.com/office/drawing/2015/9/8/chartex" xmlns:cx2="http://schemas.microsoft.com/office/drawing/2015/10/21/chartex" xmlns:cx3="http://schemas.microsoft.com/office/drawing/2016/5/9/chartex" xmlns:cx4="http://schemas.microsoft.com/office/drawing/2016/5/10/chartex" xmlns:cx5="http://schemas.microsoft.com/office/drawing/2016/5/11/chartex" xmlns:cx6="http://schemas.microsoft.com/office/drawing/2016/5/12/chartex" xmlns:cx7="http://schemas.microsoft.com/office/drawing/2016/5/13/chartex" xmlns:cx8="http://schemas.microsoft.com/office/drawing/2016/5/14/chartex" xmlns:mc="http://schemas.openxmlformats.org/markup-compatibility/2006" xmlns:aink="http://schemas.microsoft.com/office/drawing/2016/ink" xmlns:am3d="http://schemas.microsoft.com/office/drawing/2017/model3d" xmlns:o="urn:schemas-microsoft-com:office:office" xmlns:r="http://schemas.openxmlformats.org/officeDocument/2006/relationships" xmlns:m="http://schemas.openxmlformats.org/officeDocument/2006/math" xmlns:v="urn:schemas-microsoft-com:vml" xmlns:wp14="http://schemas.microsoft.com/office/word/2010/wordprocessingDrawing" xmlns:wp="http://schemas.openxmlformats.org/drawingml/2006/wordprocessingDrawing" xmlns:w10="urn:schemas-microsoft-com:office:word" xmlns:w="http://schemas.openxmlformats.org/wordprocessingml/2006/main" xmlns:w14="http://schemas.microsoft.com/office/word/2010/wordml" xmlns:w15="http://schemas.microsoft.com/office/word/2012/wordml" xmlns:w16cid="http://schemas.microsoft.com/office/word/2016/wordml/cid" xmlns:w16se="http://schemas.microsoft.com/office/word/2015/wordml/symex" xmlns:wpg="http://schemas.microsoft.com/office/word/2010/wordprocessingGroup" xmlns:wpi="http://schemas.microsoft.com/office/word/2010/wordprocessingInk" xmlns:wne="http://schemas.microsoft.com/office/word/2006/wordml" xmlns:wps="http://schemas.microsoft.com/office/word/2010/wordprocessingShape" mc:Ignorable="w14 w15 w16se w16cid wp14">
+<w:endnotes xmlns:wpc="http://schemas.microsoft.com/office/word/2010/wordprocessingCanvas" xmlns:cx="http://schemas.microsoft.com/office/drawing/2014/chartex" xmlns:cx1="http://schemas.microsoft.com/office/drawing/2015/9/8/chartex" xmlns:cx2="http://schemas.microsoft.com/office/drawing/2015/10/21/chartex" xmlns:cx3="http://schemas.microsoft.com/office/drawing/2016/5/9/chartex" xmlns:cx4="http://schemas.microsoft.com/office/drawing/2016/5/10/chartex" xmlns:cx5="http://schemas.microsoft.com/office/drawing/2016/5/11/chartex" xmlns:cx6="http://schemas.microsoft.com/office/drawing/2016/5/12/chartex" xmlns:cx7="http://schemas.microsoft.com/office/drawing/2016/5/13/chartex" xmlns:cx8="http://schemas.microsoft.com/office/drawing/2016/5/14/chartex" xmlns:mc="http://schemas.openxmlformats.org/markup-compatibility/2006" xmlns:aink="http://schemas.microsoft.com/office/drawing/2016/ink" xmlns:am3d="http://schemas.microsoft.com/office/drawing/2017/model3d" xmlns:o="urn:schemas-microsoft-com:office:office" xmlns:r="http://schemas.openxmlformats.org/officeDocument/2006/relationships" xmlns:m="http://schemas.openxmlformats.org/officeDocument/2006/math" xmlns:v="urn:schemas-microsoft-com:vml" xmlns:wp14="http://schemas.microsoft.com/office/word/2010/wordprocessingDrawing" xmlns:wp="http://schemas.openxmlformats.org/drawingml/2006/wordprocessingDrawing" xmlns:w10="urn:schemas-microsoft-com:office:word" xmlns:w="http://schemas.openxmlformats.org/wordprocessingml/2006/main" xmlns:w14="http://schemas.microsoft.com/office/word/2010/wordml" xmlns:w15="http://schemas.microsoft.com/office/word/2012/wordml" xmlns:w16cex="http://schemas.microsoft.com/office/word/2018/wordml/cex" xmlns:w16cid="http://schemas.microsoft.com/office/word/2016/wordml/cid" xmlns:w16="http://schemas.microsoft.com/office/word/2018/wordml" xmlns:w16se="http://schemas.microsoft.com/office/word/2015/wordml/symex" xmlns:wpg="http://schemas.microsoft.com/office/word/2010/wordprocessingGroup" xmlns:wpi="http://schemas.microsoft.com/office/word/2010/wordprocessingInk" xmlns:wne="http://schemas.microsoft.com/office/word/2006/wordml" xmlns:wps="http://schemas.microsoft.com/office/word/2010/wordprocessingShape" mc:Ignorable="w14 w15 w16se w16cid w16 w16cex wp14">
   <w:endnote w:type="separator" w:id="-1">
     <w:p>
       <w:pPr>
@@ -914,7 +1416,7 @@
 </file>
 
 <file path=word/footer1.xml><?xml version="1.0" encoding="utf-8"?>
-<w:ftr xmlns:wpc="http://schemas.microsoft.com/office/word/2010/wordprocessingCanvas" xmlns:cx="http://schemas.microsoft.com/office/drawing/2014/chartex" xmlns:cx1="http://schemas.microsoft.com/office/drawing/2015/9/8/chartex" xmlns:cx2="http://schemas.microsoft.com/office/drawing/2015/10/21/chartex" xmlns:cx3="http://schemas.microsoft.com/office/drawing/2016/5/9/chartex" xmlns:cx4="http://schemas.microsoft.com/office/drawing/2016/5/10/chartex" xmlns:cx5="http://schemas.microsoft.com/office/drawing/2016/5/11/chartex" xmlns:cx6="http://schemas.microsoft.com/office/drawing/2016/5/12/chartex" xmlns:cx7="http://schemas.microsoft.com/office/drawing/2016/5/13/chartex" xmlns:cx8="http://schemas.microsoft.com/office/drawing/2016/5/14/chartex" xmlns:mc="http://schemas.openxmlformats.org/markup-compatibility/2006" xmlns:aink="http://schemas.microsoft.com/office/drawing/2016/ink" xmlns:am3d="http://schemas.microsoft.com/office/drawing/2017/model3d" xmlns:o="urn:schemas-microsoft-com:office:office" xmlns:r="http://schemas.openxmlformats.org/officeDocument/2006/relationships" xmlns:m="http://schemas.openxmlformats.org/officeDocument/2006/math" xmlns:v="urn:schemas-microsoft-com:vml" xmlns:wp14="http://schemas.microsoft.com/office/word/2010/wordprocessingDrawing" xmlns:wp="http://schemas.openxmlformats.org/drawingml/2006/wordprocessingDrawing" xmlns:w10="urn:schemas-microsoft-com:office:word" xmlns:w="http://schemas.openxmlformats.org/wordprocessingml/2006/main" xmlns:w14="http://schemas.microsoft.com/office/word/2010/wordml" xmlns:w15="http://schemas.microsoft.com/office/word/2012/wordml" xmlns:w16cid="http://schemas.microsoft.com/office/word/2016/wordml/cid" xmlns:w16se="http://schemas.microsoft.com/office/word/2015/wordml/symex" xmlns:wpg="http://schemas.microsoft.com/office/word/2010/wordprocessingGroup" xmlns:wpi="http://schemas.microsoft.com/office/word/2010/wordprocessingInk" xmlns:wne="http://schemas.microsoft.com/office/word/2006/wordml" xmlns:wps="http://schemas.microsoft.com/office/word/2010/wordprocessingShape" mc:Ignorable="w14 w15 w16se w16cid wp14">
+<w:ftr xmlns:wpc="http://schemas.microsoft.com/office/word/2010/wordprocessingCanvas" xmlns:cx="http://schemas.microsoft.com/office/drawing/2014/chartex" xmlns:cx1="http://schemas.microsoft.com/office/drawing/2015/9/8/chartex" xmlns:cx2="http://schemas.microsoft.com/office/drawing/2015/10/21/chartex" xmlns:cx3="http://schemas.microsoft.com/office/drawing/2016/5/9/chartex" xmlns:cx4="http://schemas.microsoft.com/office/drawing/2016/5/10/chartex" xmlns:cx5="http://schemas.microsoft.com/office/drawing/2016/5/11/chartex" xmlns:cx6="http://schemas.microsoft.com/office/drawing/2016/5/12/chartex" xmlns:cx7="http://schemas.microsoft.com/office/drawing/2016/5/13/chartex" xmlns:cx8="http://schemas.microsoft.com/office/drawing/2016/5/14/chartex" xmlns:mc="http://schemas.openxmlformats.org/markup-compatibility/2006" xmlns:aink="http://schemas.microsoft.com/office/drawing/2016/ink" xmlns:am3d="http://schemas.microsoft.com/office/drawing/2017/model3d" xmlns:o="urn:schemas-microsoft-com:office:office" xmlns:r="http://schemas.openxmlformats.org/officeDocument/2006/relationships" xmlns:m="http://schemas.openxmlformats.org/officeDocument/2006/math" xmlns:v="urn:schemas-microsoft-com:vml" xmlns:wp14="http://schemas.microsoft.com/office/word/2010/wordprocessingDrawing" xmlns:wp="http://schemas.openxmlformats.org/drawingml/2006/wordprocessingDrawing" xmlns:w10="urn:schemas-microsoft-com:office:word" xmlns:w="http://schemas.openxmlformats.org/wordprocessingml/2006/main" xmlns:w14="http://schemas.microsoft.com/office/word/2010/wordml" xmlns:w15="http://schemas.microsoft.com/office/word/2012/wordml" xmlns:w16cex="http://schemas.microsoft.com/office/word/2018/wordml/cex" xmlns:w16cid="http://schemas.microsoft.com/office/word/2016/wordml/cid" xmlns:w16="http://schemas.microsoft.com/office/word/2018/wordml" xmlns:w16se="http://schemas.microsoft.com/office/word/2015/wordml/symex" xmlns:wpg="http://schemas.microsoft.com/office/word/2010/wordprocessingGroup" xmlns:wpi="http://schemas.microsoft.com/office/word/2010/wordprocessingInk" xmlns:wne="http://schemas.microsoft.com/office/word/2006/wordml" xmlns:wps="http://schemas.microsoft.com/office/word/2010/wordprocessingShape" mc:Ignorable="w14 w15 w16se w16cid w16 w16cex wp14">
   <w:sdt>
     <w:sdtPr>
       <w:id w:val="991136302"/>
@@ -967,7 +1469,7 @@
 </file>
 
 <file path=word/footnotes.xml><?xml version="1.0" encoding="utf-8"?>
-<w:footnotes xmlns:wpc="http://schemas.microsoft.com/office/word/2010/wordprocessingCanvas" xmlns:cx="http://schemas.microsoft.com/office/drawing/2014/chartex" xmlns:cx1="http://schemas.microsoft.com/office/drawing/2015/9/8/chartex" xmlns:cx2="http://schemas.microsoft.com/office/drawing/2015/10/21/chartex" xmlns:cx3="http://schemas.microsoft.com/office/drawing/2016/5/9/chartex" xmlns:cx4="http://schemas.microsoft.com/office/drawing/2016/5/10/chartex" xmlns:cx5="http://schemas.microsoft.com/office/drawing/2016/5/11/chartex" xmlns:cx6="http://schemas.microsoft.com/office/drawing/2016/5/12/chartex" xmlns:cx7="http://schemas.microsoft.com/office/drawing/2016/5/13/chartex" xmlns:cx8="http://schemas.microsoft.com/office/drawing/2016/5/14/chartex" xmlns:mc="http://schemas.openxmlformats.org/markup-compatibility/2006" xmlns:aink="http://schemas.microsoft.com/office/drawing/2016/ink" xmlns:am3d="http://schemas.microsoft.com/office/drawing/2017/model3d" xmlns:o="urn:schemas-microsoft-com:office:office" xmlns:r="http://schemas.openxmlformats.org/officeDocument/2006/relationships" xmlns:m="http://schemas.openxmlformats.org/officeDocument/2006/math" xmlns:v="urn:schemas-microsoft-com:vml" xmlns:wp14="http://schemas.microsoft.com/office/word/2010/wordprocessingDrawing" xmlns:wp="http://schemas.openxmlformats.org/drawingml/2006/wordprocessingDrawing" xmlns:w10="urn:schemas-microsoft-com:office:word" xmlns:w="http://schemas.openxmlformats.org/wordprocessingml/2006/main" xmlns:w14="http://schemas.microsoft.com/office/word/2010/wordml" xmlns:w15="http://schemas.microsoft.com/office/word/2012/wordml" xmlns:w16cid="http://schemas.microsoft.com/office/word/2016/wordml/cid" xmlns:w16se="http://schemas.microsoft.com/office/word/2015/wordml/symex" xmlns:wpg="http://schemas.microsoft.com/office/word/2010/wordprocessingGroup" xmlns:wpi="http://schemas.microsoft.com/office/word/2010/wordprocessingInk" xmlns:wne="http://schemas.microsoft.com/office/word/2006/wordml" xmlns:wps="http://schemas.microsoft.com/office/word/2010/wordprocessingShape" mc:Ignorable="w14 w15 w16se w16cid wp14">
+<w:footnotes xmlns:wpc="http://schemas.microsoft.com/office/word/2010/wordprocessingCanvas" xmlns:cx="http://schemas.microsoft.com/office/drawing/2014/chartex" xmlns:cx1="http://schemas.microsoft.com/office/drawing/2015/9/8/chartex" xmlns:cx2="http://schemas.microsoft.com/office/drawing/2015/10/21/chartex" xmlns:cx3="http://schemas.microsoft.com/office/drawing/2016/5/9/chartex" xmlns:cx4="http://schemas.microsoft.com/office/drawing/2016/5/10/chartex" xmlns:cx5="http://schemas.microsoft.com/office/drawing/2016/5/11/chartex" xmlns:cx6="http://schemas.microsoft.com/office/drawing/2016/5/12/chartex" xmlns:cx7="http://schemas.microsoft.com/office/drawing/2016/5/13/chartex" xmlns:cx8="http://schemas.microsoft.com/office/drawing/2016/5/14/chartex" xmlns:mc="http://schemas.openxmlformats.org/markup-compatibility/2006" xmlns:aink="http://schemas.microsoft.com/office/drawing/2016/ink" xmlns:am3d="http://schemas.microsoft.com/office/drawing/2017/model3d" xmlns:o="urn:schemas-microsoft-com:office:office" xmlns:r="http://schemas.openxmlformats.org/officeDocument/2006/relationships" xmlns:m="http://schemas.openxmlformats.org/officeDocument/2006/math" xmlns:v="urn:schemas-microsoft-com:vml" xmlns:wp14="http://schemas.microsoft.com/office/word/2010/wordprocessingDrawing" xmlns:wp="http://schemas.openxmlformats.org/drawingml/2006/wordprocessingDrawing" xmlns:w10="urn:schemas-microsoft-com:office:word" xmlns:w="http://schemas.openxmlformats.org/wordprocessingml/2006/main" xmlns:w14="http://schemas.microsoft.com/office/word/2010/wordml" xmlns:w15="http://schemas.microsoft.com/office/word/2012/wordml" xmlns:w16cex="http://schemas.microsoft.com/office/word/2018/wordml/cex" xmlns:w16cid="http://schemas.microsoft.com/office/word/2016/wordml/cid" xmlns:w16="http://schemas.microsoft.com/office/word/2018/wordml" xmlns:w16se="http://schemas.microsoft.com/office/word/2015/wordml/symex" xmlns:wpg="http://schemas.microsoft.com/office/word/2010/wordprocessingGroup" xmlns:wpi="http://schemas.microsoft.com/office/word/2010/wordprocessingInk" xmlns:wne="http://schemas.microsoft.com/office/word/2006/wordml" xmlns:wps="http://schemas.microsoft.com/office/word/2010/wordprocessingShape" mc:Ignorable="w14 w15 w16se w16cid w16 w16cex wp14">
   <w:footnote w:type="separator" w:id="-1">
     <w:p>
       <w:pPr>
@@ -992,8 +1494,597 @@
 </file>
 
 <file path=word/numbering.xml><?xml version="1.0" encoding="utf-8"?>
-<w:numbering xmlns:wpc="http://schemas.microsoft.com/office/word/2010/wordprocessingCanvas" xmlns:cx="http://schemas.microsoft.com/office/drawing/2014/chartex" xmlns:cx1="http://schemas.microsoft.com/office/drawing/2015/9/8/chartex" xmlns:cx2="http://schemas.microsoft.com/office/drawing/2015/10/21/chartex" xmlns:cx3="http://schemas.microsoft.com/office/drawing/2016/5/9/chartex" xmlns:cx4="http://schemas.microsoft.com/office/drawing/2016/5/10/chartex" xmlns:cx5="http://schemas.microsoft.com/office/drawing/2016/5/11/chartex" xmlns:cx6="http://schemas.microsoft.com/office/drawing/2016/5/12/chartex" xmlns:cx7="http://schemas.microsoft.com/office/drawing/2016/5/13/chartex" xmlns:cx8="http://schemas.microsoft.com/office/drawing/2016/5/14/chartex" xmlns:mc="http://schemas.openxmlformats.org/markup-compatibility/2006" xmlns:aink="http://schemas.microsoft.com/office/drawing/2016/ink" xmlns:am3d="http://schemas.microsoft.com/office/drawing/2017/model3d" xmlns:o="urn:schemas-microsoft-com:office:office" xmlns:r="http://schemas.openxmlformats.org/officeDocument/2006/relationships" xmlns:m="http://schemas.openxmlformats.org/officeDocument/2006/math" xmlns:v="urn:schemas-microsoft-com:vml" xmlns:wp14="http://schemas.microsoft.com/office/word/2010/wordprocessingDrawing" xmlns:wp="http://schemas.openxmlformats.org/drawingml/2006/wordprocessingDrawing" xmlns:w10="urn:schemas-microsoft-com:office:word" xmlns:w="http://schemas.openxmlformats.org/wordprocessingml/2006/main" xmlns:w14="http://schemas.microsoft.com/office/word/2010/wordml" xmlns:w15="http://schemas.microsoft.com/office/word/2012/wordml" xmlns:w16cid="http://schemas.microsoft.com/office/word/2016/wordml/cid" xmlns:w16se="http://schemas.microsoft.com/office/word/2015/wordml/symex" xmlns:wpg="http://schemas.microsoft.com/office/word/2010/wordprocessingGroup" xmlns:wpi="http://schemas.microsoft.com/office/word/2010/wordprocessingInk" xmlns:wne="http://schemas.microsoft.com/office/word/2006/wordml" xmlns:wps="http://schemas.microsoft.com/office/word/2010/wordprocessingShape" mc:Ignorable="w14 w15 w16se w16cid wp14">
+<w:numbering xmlns:wpc="http://schemas.microsoft.com/office/word/2010/wordprocessingCanvas" xmlns:cx="http://schemas.microsoft.com/office/drawing/2014/chartex" xmlns:cx1="http://schemas.microsoft.com/office/drawing/2015/9/8/chartex" xmlns:cx2="http://schemas.microsoft.com/office/drawing/2015/10/21/chartex" xmlns:cx3="http://schemas.microsoft.com/office/drawing/2016/5/9/chartex" xmlns:cx4="http://schemas.microsoft.com/office/drawing/2016/5/10/chartex" xmlns:cx5="http://schemas.microsoft.com/office/drawing/2016/5/11/chartex" xmlns:cx6="http://schemas.microsoft.com/office/drawing/2016/5/12/chartex" xmlns:cx7="http://schemas.microsoft.com/office/drawing/2016/5/13/chartex" xmlns:cx8="http://schemas.microsoft.com/office/drawing/2016/5/14/chartex" xmlns:mc="http://schemas.openxmlformats.org/markup-compatibility/2006" xmlns:aink="http://schemas.microsoft.com/office/drawing/2016/ink" xmlns:am3d="http://schemas.microsoft.com/office/drawing/2017/model3d" xmlns:o="urn:schemas-microsoft-com:office:office" xmlns:r="http://schemas.openxmlformats.org/officeDocument/2006/relationships" xmlns:m="http://schemas.openxmlformats.org/officeDocument/2006/math" xmlns:v="urn:schemas-microsoft-com:vml" xmlns:wp14="http://schemas.microsoft.com/office/word/2010/wordprocessingDrawing" xmlns:wp="http://schemas.openxmlformats.org/drawingml/2006/wordprocessingDrawing" xmlns:w10="urn:schemas-microsoft-com:office:word" xmlns:w="http://schemas.openxmlformats.org/wordprocessingml/2006/main" xmlns:w14="http://schemas.microsoft.com/office/word/2010/wordml" xmlns:w15="http://schemas.microsoft.com/office/word/2012/wordml" xmlns:w16cex="http://schemas.microsoft.com/office/word/2018/wordml/cex" xmlns:w16cid="http://schemas.microsoft.com/office/word/2016/wordml/cid" xmlns:w16="http://schemas.microsoft.com/office/word/2018/wordml" xmlns:w16se="http://schemas.microsoft.com/office/word/2015/wordml/symex" xmlns:wpg="http://schemas.microsoft.com/office/word/2010/wordprocessingGroup" xmlns:wpi="http://schemas.microsoft.com/office/word/2010/wordprocessingInk" xmlns:wne="http://schemas.microsoft.com/office/word/2006/wordml" xmlns:wps="http://schemas.microsoft.com/office/word/2010/wordprocessingShape" mc:Ignorable="w14 w15 w16se w16cid w16 w16cex wp14">
   <w:abstractNum w:abstractNumId="0" w15:restartNumberingAfterBreak="0">
+    <w:nsid w:val="0681427F"/>
+    <w:multiLevelType w:val="hybridMultilevel"/>
+    <w:tmpl w:val="49C6B1CE"/>
+    <w:lvl w:ilvl="0" w:tplc="35123C30">
+      <w:start w:val="2"/>
+      <w:numFmt w:val="bullet"/>
+      <w:lvlText w:val=""/>
+      <w:lvlJc w:val="left"/>
+      <w:pPr>
+        <w:ind w:left="720" w:hanging="360"/>
+      </w:pPr>
+      <w:rPr>
+        <w:rFonts w:ascii="Symbol" w:eastAsiaTheme="minorHAnsi" w:hAnsi="Symbol" w:cstheme="minorBidi" w:hint="default"/>
+      </w:rPr>
+    </w:lvl>
+    <w:lvl w:ilvl="1" w:tplc="04150003" w:tentative="1">
+      <w:start w:val="1"/>
+      <w:numFmt w:val="bullet"/>
+      <w:lvlText w:val="o"/>
+      <w:lvlJc w:val="left"/>
+      <w:pPr>
+        <w:ind w:left="1440" w:hanging="360"/>
+      </w:pPr>
+      <w:rPr>
+        <w:rFonts w:ascii="Courier New" w:hAnsi="Courier New" w:cs="Courier New" w:hint="default"/>
+      </w:rPr>
+    </w:lvl>
+    <w:lvl w:ilvl="2" w:tplc="04150005" w:tentative="1">
+      <w:start w:val="1"/>
+      <w:numFmt w:val="bullet"/>
+      <w:lvlText w:val=""/>
+      <w:lvlJc w:val="left"/>
+      <w:pPr>
+        <w:ind w:left="2160" w:hanging="360"/>
+      </w:pPr>
+      <w:rPr>
+        <w:rFonts w:ascii="Wingdings" w:hAnsi="Wingdings" w:hint="default"/>
+      </w:rPr>
+    </w:lvl>
+    <w:lvl w:ilvl="3" w:tplc="04150001" w:tentative="1">
+      <w:start w:val="1"/>
+      <w:numFmt w:val="bullet"/>
+      <w:lvlText w:val=""/>
+      <w:lvlJc w:val="left"/>
+      <w:pPr>
+        <w:ind w:left="2880" w:hanging="360"/>
+      </w:pPr>
+      <w:rPr>
+        <w:rFonts w:ascii="Symbol" w:hAnsi="Symbol" w:hint="default"/>
+      </w:rPr>
+    </w:lvl>
+    <w:lvl w:ilvl="4" w:tplc="04150003" w:tentative="1">
+      <w:start w:val="1"/>
+      <w:numFmt w:val="bullet"/>
+      <w:lvlText w:val="o"/>
+      <w:lvlJc w:val="left"/>
+      <w:pPr>
+        <w:ind w:left="3600" w:hanging="360"/>
+      </w:pPr>
+      <w:rPr>
+        <w:rFonts w:ascii="Courier New" w:hAnsi="Courier New" w:cs="Courier New" w:hint="default"/>
+      </w:rPr>
+    </w:lvl>
+    <w:lvl w:ilvl="5" w:tplc="04150005" w:tentative="1">
+      <w:start w:val="1"/>
+      <w:numFmt w:val="bullet"/>
+      <w:lvlText w:val=""/>
+      <w:lvlJc w:val="left"/>
+      <w:pPr>
+        <w:ind w:left="4320" w:hanging="360"/>
+      </w:pPr>
+      <w:rPr>
+        <w:rFonts w:ascii="Wingdings" w:hAnsi="Wingdings" w:hint="default"/>
+      </w:rPr>
+    </w:lvl>
+    <w:lvl w:ilvl="6" w:tplc="04150001" w:tentative="1">
+      <w:start w:val="1"/>
+      <w:numFmt w:val="bullet"/>
+      <w:lvlText w:val=""/>
+      <w:lvlJc w:val="left"/>
+      <w:pPr>
+        <w:ind w:left="5040" w:hanging="360"/>
+      </w:pPr>
+      <w:rPr>
+        <w:rFonts w:ascii="Symbol" w:hAnsi="Symbol" w:hint="default"/>
+      </w:rPr>
+    </w:lvl>
+    <w:lvl w:ilvl="7" w:tplc="04150003" w:tentative="1">
+      <w:start w:val="1"/>
+      <w:numFmt w:val="bullet"/>
+      <w:lvlText w:val="o"/>
+      <w:lvlJc w:val="left"/>
+      <w:pPr>
+        <w:ind w:left="5760" w:hanging="360"/>
+      </w:pPr>
+      <w:rPr>
+        <w:rFonts w:ascii="Courier New" w:hAnsi="Courier New" w:cs="Courier New" w:hint="default"/>
+      </w:rPr>
+    </w:lvl>
+    <w:lvl w:ilvl="8" w:tplc="04150005" w:tentative="1">
+      <w:start w:val="1"/>
+      <w:numFmt w:val="bullet"/>
+      <w:lvlText w:val=""/>
+      <w:lvlJc w:val="left"/>
+      <w:pPr>
+        <w:ind w:left="6480" w:hanging="360"/>
+      </w:pPr>
+      <w:rPr>
+        <w:rFonts w:ascii="Wingdings" w:hAnsi="Wingdings" w:hint="default"/>
+      </w:rPr>
+    </w:lvl>
+  </w:abstractNum>
+  <w:abstractNum w:abstractNumId="1" w15:restartNumberingAfterBreak="0">
+    <w:nsid w:val="12056CBC"/>
+    <w:multiLevelType w:val="hybridMultilevel"/>
+    <w:tmpl w:val="1BD289B0"/>
+    <w:lvl w:ilvl="0" w:tplc="6A70AF3C">
+      <w:start w:val="1"/>
+      <w:numFmt w:val="bullet"/>
+      <w:lvlText w:val=""/>
+      <w:lvlJc w:val="left"/>
+      <w:pPr>
+        <w:ind w:left="720" w:hanging="360"/>
+      </w:pPr>
+      <w:rPr>
+        <w:rFonts w:ascii="Symbol" w:eastAsiaTheme="minorHAnsi" w:hAnsi="Symbol" w:cstheme="minorBidi" w:hint="default"/>
+      </w:rPr>
+    </w:lvl>
+    <w:lvl w:ilvl="1" w:tplc="04150003" w:tentative="1">
+      <w:start w:val="1"/>
+      <w:numFmt w:val="bullet"/>
+      <w:lvlText w:val="o"/>
+      <w:lvlJc w:val="left"/>
+      <w:pPr>
+        <w:ind w:left="1440" w:hanging="360"/>
+      </w:pPr>
+      <w:rPr>
+        <w:rFonts w:ascii="Courier New" w:hAnsi="Courier New" w:cs="Courier New" w:hint="default"/>
+      </w:rPr>
+    </w:lvl>
+    <w:lvl w:ilvl="2" w:tplc="04150005" w:tentative="1">
+      <w:start w:val="1"/>
+      <w:numFmt w:val="bullet"/>
+      <w:lvlText w:val=""/>
+      <w:lvlJc w:val="left"/>
+      <w:pPr>
+        <w:ind w:left="2160" w:hanging="360"/>
+      </w:pPr>
+      <w:rPr>
+        <w:rFonts w:ascii="Wingdings" w:hAnsi="Wingdings" w:hint="default"/>
+      </w:rPr>
+    </w:lvl>
+    <w:lvl w:ilvl="3" w:tplc="04150001" w:tentative="1">
+      <w:start w:val="1"/>
+      <w:numFmt w:val="bullet"/>
+      <w:lvlText w:val=""/>
+      <w:lvlJc w:val="left"/>
+      <w:pPr>
+        <w:ind w:left="2880" w:hanging="360"/>
+      </w:pPr>
+      <w:rPr>
+        <w:rFonts w:ascii="Symbol" w:hAnsi="Symbol" w:hint="default"/>
+      </w:rPr>
+    </w:lvl>
+    <w:lvl w:ilvl="4" w:tplc="04150003" w:tentative="1">
+      <w:start w:val="1"/>
+      <w:numFmt w:val="bullet"/>
+      <w:lvlText w:val="o"/>
+      <w:lvlJc w:val="left"/>
+      <w:pPr>
+        <w:ind w:left="3600" w:hanging="360"/>
+      </w:pPr>
+      <w:rPr>
+        <w:rFonts w:ascii="Courier New" w:hAnsi="Courier New" w:cs="Courier New" w:hint="default"/>
+      </w:rPr>
+    </w:lvl>
+    <w:lvl w:ilvl="5" w:tplc="04150005" w:tentative="1">
+      <w:start w:val="1"/>
+      <w:numFmt w:val="bullet"/>
+      <w:lvlText w:val=""/>
+      <w:lvlJc w:val="left"/>
+      <w:pPr>
+        <w:ind w:left="4320" w:hanging="360"/>
+      </w:pPr>
+      <w:rPr>
+        <w:rFonts w:ascii="Wingdings" w:hAnsi="Wingdings" w:hint="default"/>
+      </w:rPr>
+    </w:lvl>
+    <w:lvl w:ilvl="6" w:tplc="04150001" w:tentative="1">
+      <w:start w:val="1"/>
+      <w:numFmt w:val="bullet"/>
+      <w:lvlText w:val=""/>
+      <w:lvlJc w:val="left"/>
+      <w:pPr>
+        <w:ind w:left="5040" w:hanging="360"/>
+      </w:pPr>
+      <w:rPr>
+        <w:rFonts w:ascii="Symbol" w:hAnsi="Symbol" w:hint="default"/>
+      </w:rPr>
+    </w:lvl>
+    <w:lvl w:ilvl="7" w:tplc="04150003" w:tentative="1">
+      <w:start w:val="1"/>
+      <w:numFmt w:val="bullet"/>
+      <w:lvlText w:val="o"/>
+      <w:lvlJc w:val="left"/>
+      <w:pPr>
+        <w:ind w:left="5760" w:hanging="360"/>
+      </w:pPr>
+      <w:rPr>
+        <w:rFonts w:ascii="Courier New" w:hAnsi="Courier New" w:cs="Courier New" w:hint="default"/>
+      </w:rPr>
+    </w:lvl>
+    <w:lvl w:ilvl="8" w:tplc="04150005" w:tentative="1">
+      <w:start w:val="1"/>
+      <w:numFmt w:val="bullet"/>
+      <w:lvlText w:val=""/>
+      <w:lvlJc w:val="left"/>
+      <w:pPr>
+        <w:ind w:left="6480" w:hanging="360"/>
+      </w:pPr>
+      <w:rPr>
+        <w:rFonts w:ascii="Wingdings" w:hAnsi="Wingdings" w:hint="default"/>
+      </w:rPr>
+    </w:lvl>
+  </w:abstractNum>
+  <w:abstractNum w:abstractNumId="2" w15:restartNumberingAfterBreak="0">
+    <w:nsid w:val="21E470AF"/>
+    <w:multiLevelType w:val="multilevel"/>
+    <w:tmpl w:val="5768A8EA"/>
+    <w:lvl w:ilvl="0">
+      <w:start w:val="1"/>
+      <w:numFmt w:val="decimal"/>
+      <w:lvlText w:val="%1."/>
+      <w:lvlJc w:val="left"/>
+      <w:pPr>
+        <w:ind w:left="720" w:hanging="360"/>
+      </w:pPr>
+      <w:rPr>
+        <w:rFonts w:hint="default"/>
+      </w:rPr>
+    </w:lvl>
+    <w:lvl w:ilvl="1">
+      <w:start w:val="1"/>
+      <w:numFmt w:val="decimal"/>
+      <w:isLgl/>
+      <w:lvlText w:val="%1.%2."/>
+      <w:lvlJc w:val="left"/>
+      <w:pPr>
+        <w:ind w:left="1080" w:hanging="720"/>
+      </w:pPr>
+      <w:rPr>
+        <w:rFonts w:hint="default"/>
+      </w:rPr>
+    </w:lvl>
+    <w:lvl w:ilvl="2">
+      <w:start w:val="1"/>
+      <w:numFmt w:val="decimal"/>
+      <w:isLgl/>
+      <w:lvlText w:val="%1.%2.%3."/>
+      <w:lvlJc w:val="left"/>
+      <w:pPr>
+        <w:ind w:left="1080" w:hanging="720"/>
+      </w:pPr>
+      <w:rPr>
+        <w:rFonts w:hint="default"/>
+      </w:rPr>
+    </w:lvl>
+    <w:lvl w:ilvl="3">
+      <w:start w:val="1"/>
+      <w:numFmt w:val="decimal"/>
+      <w:isLgl/>
+      <w:lvlText w:val="%1.%2.%3.%4."/>
+      <w:lvlJc w:val="left"/>
+      <w:pPr>
+        <w:ind w:left="1440" w:hanging="1080"/>
+      </w:pPr>
+      <w:rPr>
+        <w:rFonts w:hint="default"/>
+      </w:rPr>
+    </w:lvl>
+    <w:lvl w:ilvl="4">
+      <w:start w:val="1"/>
+      <w:numFmt w:val="decimal"/>
+      <w:isLgl/>
+      <w:lvlText w:val="%1.%2.%3.%4.%5."/>
+      <w:lvlJc w:val="left"/>
+      <w:pPr>
+        <w:ind w:left="1440" w:hanging="1080"/>
+      </w:pPr>
+      <w:rPr>
+        <w:rFonts w:hint="default"/>
+      </w:rPr>
+    </w:lvl>
+    <w:lvl w:ilvl="5">
+      <w:start w:val="1"/>
+      <w:numFmt w:val="decimal"/>
+      <w:isLgl/>
+      <w:lvlText w:val="%1.%2.%3.%4.%5.%6."/>
+      <w:lvlJc w:val="left"/>
+      <w:pPr>
+        <w:ind w:left="1800" w:hanging="1440"/>
+      </w:pPr>
+      <w:rPr>
+        <w:rFonts w:hint="default"/>
+      </w:rPr>
+    </w:lvl>
+    <w:lvl w:ilvl="6">
+      <w:start w:val="1"/>
+      <w:numFmt w:val="decimal"/>
+      <w:isLgl/>
+      <w:lvlText w:val="%1.%2.%3.%4.%5.%6.%7."/>
+      <w:lvlJc w:val="left"/>
+      <w:pPr>
+        <w:ind w:left="1800" w:hanging="1440"/>
+      </w:pPr>
+      <w:rPr>
+        <w:rFonts w:hint="default"/>
+      </w:rPr>
+    </w:lvl>
+    <w:lvl w:ilvl="7">
+      <w:start w:val="1"/>
+      <w:numFmt w:val="decimal"/>
+      <w:isLgl/>
+      <w:lvlText w:val="%1.%2.%3.%4.%5.%6.%7.%8."/>
+      <w:lvlJc w:val="left"/>
+      <w:pPr>
+        <w:ind w:left="2160" w:hanging="1800"/>
+      </w:pPr>
+      <w:rPr>
+        <w:rFonts w:hint="default"/>
+      </w:rPr>
+    </w:lvl>
+    <w:lvl w:ilvl="8">
+      <w:start w:val="1"/>
+      <w:numFmt w:val="decimal"/>
+      <w:isLgl/>
+      <w:lvlText w:val="%1.%2.%3.%4.%5.%6.%7.%8.%9."/>
+      <w:lvlJc w:val="left"/>
+      <w:pPr>
+        <w:ind w:left="2160" w:hanging="1800"/>
+      </w:pPr>
+      <w:rPr>
+        <w:rFonts w:hint="default"/>
+      </w:rPr>
+    </w:lvl>
+  </w:abstractNum>
+  <w:abstractNum w:abstractNumId="3" w15:restartNumberingAfterBreak="0">
+    <w:nsid w:val="3A755EAA"/>
+    <w:multiLevelType w:val="multilevel"/>
+    <w:tmpl w:val="5768A8EA"/>
+    <w:lvl w:ilvl="0">
+      <w:start w:val="1"/>
+      <w:numFmt w:val="decimal"/>
+      <w:lvlText w:val="%1."/>
+      <w:lvlJc w:val="left"/>
+      <w:pPr>
+        <w:ind w:left="720" w:hanging="360"/>
+      </w:pPr>
+      <w:rPr>
+        <w:rFonts w:hint="default"/>
+      </w:rPr>
+    </w:lvl>
+    <w:lvl w:ilvl="1">
+      <w:start w:val="1"/>
+      <w:numFmt w:val="decimal"/>
+      <w:isLgl/>
+      <w:lvlText w:val="%1.%2."/>
+      <w:lvlJc w:val="left"/>
+      <w:pPr>
+        <w:ind w:left="1080" w:hanging="720"/>
+      </w:pPr>
+      <w:rPr>
+        <w:rFonts w:hint="default"/>
+      </w:rPr>
+    </w:lvl>
+    <w:lvl w:ilvl="2">
+      <w:start w:val="1"/>
+      <w:numFmt w:val="decimal"/>
+      <w:isLgl/>
+      <w:lvlText w:val="%1.%2.%3."/>
+      <w:lvlJc w:val="left"/>
+      <w:pPr>
+        <w:ind w:left="1080" w:hanging="720"/>
+      </w:pPr>
+      <w:rPr>
+        <w:rFonts w:hint="default"/>
+      </w:rPr>
+    </w:lvl>
+    <w:lvl w:ilvl="3">
+      <w:start w:val="1"/>
+      <w:numFmt w:val="decimal"/>
+      <w:isLgl/>
+      <w:lvlText w:val="%1.%2.%3.%4."/>
+      <w:lvlJc w:val="left"/>
+      <w:pPr>
+        <w:ind w:left="1440" w:hanging="1080"/>
+      </w:pPr>
+      <w:rPr>
+        <w:rFonts w:hint="default"/>
+      </w:rPr>
+    </w:lvl>
+    <w:lvl w:ilvl="4">
+      <w:start w:val="1"/>
+      <w:numFmt w:val="decimal"/>
+      <w:isLgl/>
+      <w:lvlText w:val="%1.%2.%3.%4.%5."/>
+      <w:lvlJc w:val="left"/>
+      <w:pPr>
+        <w:ind w:left="1440" w:hanging="1080"/>
+      </w:pPr>
+      <w:rPr>
+        <w:rFonts w:hint="default"/>
+      </w:rPr>
+    </w:lvl>
+    <w:lvl w:ilvl="5">
+      <w:start w:val="1"/>
+      <w:numFmt w:val="decimal"/>
+      <w:isLgl/>
+      <w:lvlText w:val="%1.%2.%3.%4.%5.%6."/>
+      <w:lvlJc w:val="left"/>
+      <w:pPr>
+        <w:ind w:left="1800" w:hanging="1440"/>
+      </w:pPr>
+      <w:rPr>
+        <w:rFonts w:hint="default"/>
+      </w:rPr>
+    </w:lvl>
+    <w:lvl w:ilvl="6">
+      <w:start w:val="1"/>
+      <w:numFmt w:val="decimal"/>
+      <w:isLgl/>
+      <w:lvlText w:val="%1.%2.%3.%4.%5.%6.%7."/>
+      <w:lvlJc w:val="left"/>
+      <w:pPr>
+        <w:ind w:left="1800" w:hanging="1440"/>
+      </w:pPr>
+      <w:rPr>
+        <w:rFonts w:hint="default"/>
+      </w:rPr>
+    </w:lvl>
+    <w:lvl w:ilvl="7">
+      <w:start w:val="1"/>
+      <w:numFmt w:val="decimal"/>
+      <w:isLgl/>
+      <w:lvlText w:val="%1.%2.%3.%4.%5.%6.%7.%8."/>
+      <w:lvlJc w:val="left"/>
+      <w:pPr>
+        <w:ind w:left="2160" w:hanging="1800"/>
+      </w:pPr>
+      <w:rPr>
+        <w:rFonts w:hint="default"/>
+      </w:rPr>
+    </w:lvl>
+    <w:lvl w:ilvl="8">
+      <w:start w:val="1"/>
+      <w:numFmt w:val="decimal"/>
+      <w:isLgl/>
+      <w:lvlText w:val="%1.%2.%3.%4.%5.%6.%7.%8.%9."/>
+      <w:lvlJc w:val="left"/>
+      <w:pPr>
+        <w:ind w:left="2160" w:hanging="1800"/>
+      </w:pPr>
+      <w:rPr>
+        <w:rFonts w:hint="default"/>
+      </w:rPr>
+    </w:lvl>
+  </w:abstractNum>
+  <w:abstractNum w:abstractNumId="4" w15:restartNumberingAfterBreak="0">
+    <w:nsid w:val="3C007CDE"/>
+    <w:multiLevelType w:val="multilevel"/>
+    <w:tmpl w:val="5768A8EA"/>
+    <w:lvl w:ilvl="0">
+      <w:start w:val="1"/>
+      <w:numFmt w:val="decimal"/>
+      <w:lvlText w:val="%1."/>
+      <w:lvlJc w:val="left"/>
+      <w:pPr>
+        <w:ind w:left="720" w:hanging="360"/>
+      </w:pPr>
+      <w:rPr>
+        <w:rFonts w:hint="default"/>
+      </w:rPr>
+    </w:lvl>
+    <w:lvl w:ilvl="1">
+      <w:start w:val="1"/>
+      <w:numFmt w:val="decimal"/>
+      <w:isLgl/>
+      <w:lvlText w:val="%1.%2."/>
+      <w:lvlJc w:val="left"/>
+      <w:pPr>
+        <w:ind w:left="1080" w:hanging="720"/>
+      </w:pPr>
+      <w:rPr>
+        <w:rFonts w:hint="default"/>
+      </w:rPr>
+    </w:lvl>
+    <w:lvl w:ilvl="2">
+      <w:start w:val="1"/>
+      <w:numFmt w:val="decimal"/>
+      <w:isLgl/>
+      <w:lvlText w:val="%1.%2.%3."/>
+      <w:lvlJc w:val="left"/>
+      <w:pPr>
+        <w:ind w:left="1080" w:hanging="720"/>
+      </w:pPr>
+      <w:rPr>
+        <w:rFonts w:hint="default"/>
+      </w:rPr>
+    </w:lvl>
+    <w:lvl w:ilvl="3">
+      <w:start w:val="1"/>
+      <w:numFmt w:val="decimal"/>
+      <w:isLgl/>
+      <w:lvlText w:val="%1.%2.%3.%4."/>
+      <w:lvlJc w:val="left"/>
+      <w:pPr>
+        <w:ind w:left="1440" w:hanging="1080"/>
+      </w:pPr>
+      <w:rPr>
+        <w:rFonts w:hint="default"/>
+      </w:rPr>
+    </w:lvl>
+    <w:lvl w:ilvl="4">
+      <w:start w:val="1"/>
+      <w:numFmt w:val="decimal"/>
+      <w:isLgl/>
+      <w:lvlText w:val="%1.%2.%3.%4.%5."/>
+      <w:lvlJc w:val="left"/>
+      <w:pPr>
+        <w:ind w:left="1440" w:hanging="1080"/>
+      </w:pPr>
+      <w:rPr>
+        <w:rFonts w:hint="default"/>
+      </w:rPr>
+    </w:lvl>
+    <w:lvl w:ilvl="5">
+      <w:start w:val="1"/>
+      <w:numFmt w:val="decimal"/>
+      <w:isLgl/>
+      <w:lvlText w:val="%1.%2.%3.%4.%5.%6."/>
+      <w:lvlJc w:val="left"/>
+      <w:pPr>
+        <w:ind w:left="1800" w:hanging="1440"/>
+      </w:pPr>
+      <w:rPr>
+        <w:rFonts w:hint="default"/>
+      </w:rPr>
+    </w:lvl>
+    <w:lvl w:ilvl="6">
+      <w:start w:val="1"/>
+      <w:numFmt w:val="decimal"/>
+      <w:isLgl/>
+      <w:lvlText w:val="%1.%2.%3.%4.%5.%6.%7."/>
+      <w:lvlJc w:val="left"/>
+      <w:pPr>
+        <w:ind w:left="1800" w:hanging="1440"/>
+      </w:pPr>
+      <w:rPr>
+        <w:rFonts w:hint="default"/>
+      </w:rPr>
+    </w:lvl>
+    <w:lvl w:ilvl="7">
+      <w:start w:val="1"/>
+      <w:numFmt w:val="decimal"/>
+      <w:isLgl/>
+      <w:lvlText w:val="%1.%2.%3.%4.%5.%6.%7.%8."/>
+      <w:lvlJc w:val="left"/>
+      <w:pPr>
+        <w:ind w:left="2160" w:hanging="1800"/>
+      </w:pPr>
+      <w:rPr>
+        <w:rFonts w:hint="default"/>
+      </w:rPr>
+    </w:lvl>
+    <w:lvl w:ilvl="8">
+      <w:start w:val="1"/>
+      <w:numFmt w:val="decimal"/>
+      <w:isLgl/>
+      <w:lvlText w:val="%1.%2.%3.%4.%5.%6.%7.%8.%9."/>
+      <w:lvlJc w:val="left"/>
+      <w:pPr>
+        <w:ind w:left="2160" w:hanging="1800"/>
+      </w:pPr>
+      <w:rPr>
+        <w:rFonts w:hint="default"/>
+      </w:rPr>
+    </w:lvl>
+  </w:abstractNum>
+  <w:abstractNum w:abstractNumId="5" w15:restartNumberingAfterBreak="0">
     <w:nsid w:val="597B1F18"/>
     <w:multiLevelType w:val="hybridMultilevel"/>
     <w:tmpl w:val="F098BB1C"/>
@@ -1106,13 +2197,28 @@
     </w:lvl>
   </w:abstractNum>
   <w:num w:numId="1">
+    <w:abstractNumId w:val="5"/>
+  </w:num>
+  <w:num w:numId="2">
+    <w:abstractNumId w:val="2"/>
+  </w:num>
+  <w:num w:numId="3">
+    <w:abstractNumId w:val="1"/>
+  </w:num>
+  <w:num w:numId="4">
+    <w:abstractNumId w:val="4"/>
+  </w:num>
+  <w:num w:numId="5">
     <w:abstractNumId w:val="0"/>
+  </w:num>
+  <w:num w:numId="6">
+    <w:abstractNumId w:val="3"/>
   </w:num>
 </w:numbering>
 </file>
 
 <file path=word/styles.xml><?xml version="1.0" encoding="utf-8"?>
-<w:styles xmlns:mc="http://schemas.openxmlformats.org/markup-compatibility/2006" xmlns:r="http://schemas.openxmlformats.org/officeDocument/2006/relationships" xmlns:w="http://schemas.openxmlformats.org/wordprocessingml/2006/main" xmlns:w14="http://schemas.microsoft.com/office/word/2010/wordml" xmlns:w15="http://schemas.microsoft.com/office/word/2012/wordml" xmlns:w16cid="http://schemas.microsoft.com/office/word/2016/wordml/cid" xmlns:w16se="http://schemas.microsoft.com/office/word/2015/wordml/symex" mc:Ignorable="w14 w15 w16se w16cid">
+<w:styles xmlns:mc="http://schemas.openxmlformats.org/markup-compatibility/2006" xmlns:r="http://schemas.openxmlformats.org/officeDocument/2006/relationships" xmlns:w="http://schemas.openxmlformats.org/wordprocessingml/2006/main" xmlns:w14="http://schemas.microsoft.com/office/word/2010/wordml" xmlns:w15="http://schemas.microsoft.com/office/word/2012/wordml" xmlns:w16cex="http://schemas.microsoft.com/office/word/2018/wordml/cex" xmlns:w16cid="http://schemas.microsoft.com/office/word/2016/wordml/cid" xmlns:w16="http://schemas.microsoft.com/office/word/2018/wordml" xmlns:w16se="http://schemas.microsoft.com/office/word/2015/wordml/symex" mc:Ignorable="w14 w15 w16se w16cid w16 w16cex">
   <w:docDefaults>
     <w:rPrDefault>
       <w:rPr>
@@ -1234,6 +2340,7 @@
     <w:lsdException w:name="HTML Sample" w:semiHidden="1" w:unhideWhenUsed="1"/>
     <w:lsdException w:name="HTML Typewriter" w:semiHidden="1" w:unhideWhenUsed="1"/>
     <w:lsdException w:name="HTML Variable" w:semiHidden="1" w:unhideWhenUsed="1"/>
+    <w:lsdException w:name="Normal Table" w:semiHidden="1" w:unhideWhenUsed="1"/>
     <w:lsdException w:name="annotation subject" w:semiHidden="1" w:unhideWhenUsed="1"/>
     <w:lsdException w:name="No List" w:semiHidden="1" w:unhideWhenUsed="1"/>
     <w:lsdException w:name="Outline List 1" w:semiHidden="1" w:unhideWhenUsed="1"/>
@@ -1279,9 +2386,11 @@
     <w:lsdException w:name="Table Subtle 1" w:semiHidden="1" w:unhideWhenUsed="1"/>
     <w:lsdException w:name="Table Subtle 2" w:semiHidden="1" w:unhideWhenUsed="1"/>
     <w:lsdException w:name="Table Web 1" w:semiHidden="1" w:unhideWhenUsed="1"/>
+    <w:lsdException w:name="Table Web 2" w:semiHidden="1" w:unhideWhenUsed="1"/>
     <w:lsdException w:name="Table Web 3" w:semiHidden="1" w:unhideWhenUsed="1"/>
     <w:lsdException w:name="Balloon Text" w:semiHidden="1" w:unhideWhenUsed="1"/>
     <w:lsdException w:name="Table Grid" w:uiPriority="39"/>
+    <w:lsdException w:name="Table Theme" w:semiHidden="1" w:unhideWhenUsed="1"/>
     <w:lsdException w:name="Placeholder Text" w:semiHidden="1"/>
     <w:lsdException w:name="No Spacing" w:uiPriority="1" w:qFormat="1"/>
     <w:lsdException w:name="Light Shading" w:uiPriority="60"/>
@@ -1528,6 +2637,50 @@
       <w:szCs w:val="32"/>
     </w:rPr>
   </w:style>
+  <w:style w:type="paragraph" w:styleId="Heading2">
+    <w:name w:val="heading 2"/>
+    <w:basedOn w:val="Normal"/>
+    <w:next w:val="Normal"/>
+    <w:link w:val="Heading2Char"/>
+    <w:uiPriority w:val="9"/>
+    <w:unhideWhenUsed/>
+    <w:qFormat/>
+    <w:rsid w:val="00290A69"/>
+    <w:pPr>
+      <w:keepNext/>
+      <w:keepLines/>
+      <w:spacing w:before="40" w:after="0"/>
+      <w:outlineLvl w:val="1"/>
+    </w:pPr>
+    <w:rPr>
+      <w:rFonts w:asciiTheme="majorHAnsi" w:eastAsiaTheme="majorEastAsia" w:hAnsiTheme="majorHAnsi" w:cstheme="majorBidi"/>
+      <w:color w:val="2F5496" w:themeColor="accent1" w:themeShade="BF"/>
+      <w:sz w:val="26"/>
+      <w:szCs w:val="26"/>
+    </w:rPr>
+  </w:style>
+  <w:style w:type="paragraph" w:styleId="Heading3">
+    <w:name w:val="heading 3"/>
+    <w:basedOn w:val="Normal"/>
+    <w:next w:val="Normal"/>
+    <w:link w:val="Heading3Char"/>
+    <w:uiPriority w:val="9"/>
+    <w:unhideWhenUsed/>
+    <w:qFormat/>
+    <w:rsid w:val="0029779B"/>
+    <w:pPr>
+      <w:keepNext/>
+      <w:keepLines/>
+      <w:spacing w:before="40" w:after="0"/>
+      <w:outlineLvl w:val="2"/>
+    </w:pPr>
+    <w:rPr>
+      <w:rFonts w:asciiTheme="majorHAnsi" w:eastAsiaTheme="majorEastAsia" w:hAnsiTheme="majorHAnsi" w:cstheme="majorBidi"/>
+      <w:color w:val="1F3763" w:themeColor="accent1" w:themeShade="7F"/>
+      <w:sz w:val="24"/>
+      <w:szCs w:val="24"/>
+    </w:rPr>
+  </w:style>
   <w:style w:type="character" w:default="1" w:styleId="DefaultParagraphFont">
     <w:name w:val="Default Paragraph Font"/>
     <w:uiPriority w:val="1"/>
@@ -1622,6 +2775,32 @@
     <w:link w:val="Footer"/>
     <w:uiPriority w:val="99"/>
     <w:rsid w:val="003B2C65"/>
+  </w:style>
+  <w:style w:type="character" w:customStyle="1" w:styleId="Heading2Char">
+    <w:name w:val="Heading 2 Char"/>
+    <w:basedOn w:val="DefaultParagraphFont"/>
+    <w:link w:val="Heading2"/>
+    <w:uiPriority w:val="9"/>
+    <w:rsid w:val="00290A69"/>
+    <w:rPr>
+      <w:rFonts w:asciiTheme="majorHAnsi" w:eastAsiaTheme="majorEastAsia" w:hAnsiTheme="majorHAnsi" w:cstheme="majorBidi"/>
+      <w:color w:val="2F5496" w:themeColor="accent1" w:themeShade="BF"/>
+      <w:sz w:val="26"/>
+      <w:szCs w:val="26"/>
+    </w:rPr>
+  </w:style>
+  <w:style w:type="character" w:customStyle="1" w:styleId="Heading3Char">
+    <w:name w:val="Heading 3 Char"/>
+    <w:basedOn w:val="DefaultParagraphFont"/>
+    <w:link w:val="Heading3"/>
+    <w:uiPriority w:val="9"/>
+    <w:rsid w:val="0029779B"/>
+    <w:rPr>
+      <w:rFonts w:asciiTheme="majorHAnsi" w:eastAsiaTheme="majorEastAsia" w:hAnsiTheme="majorHAnsi" w:cstheme="majorBidi"/>
+      <w:color w:val="1F3763" w:themeColor="accent1" w:themeShade="7F"/>
+      <w:sz w:val="24"/>
+      <w:szCs w:val="24"/>
+    </w:rPr>
   </w:style>
 </w:styles>
 </file>
